--- a/Desenvolvimento de Sistemas/2 - GIT Atividade orientada.docx
+++ b/Desenvolvimento de Sistemas/2 - GIT Atividade orientada.docx
@@ -130,7 +130,7 @@
           <w:sz w:val="24"/>
           <w:szCs w:val="24"/>
         </w:rPr>
-        <w:t xml:space="preserve">1 - Instale o </w:t>
+        <w:t>1 - Crie uma pasta chamada atividade-</w:t>
       </w:r>
       <w:proofErr w:type="spellStart"/>
       <w:r>
@@ -138,6 +138,22 @@
           <w:sz w:val="24"/>
           <w:szCs w:val="24"/>
         </w:rPr>
+        <w:t>git</w:t>
+      </w:r>
+      <w:proofErr w:type="spellEnd"/>
+      <w:r>
+        <w:rPr>
+          <w:sz w:val="24"/>
+          <w:szCs w:val="24"/>
+        </w:rPr>
+        <w:t xml:space="preserve"> e inicialize um repositório </w:t>
+      </w:r>
+      <w:proofErr w:type="spellStart"/>
+      <w:r>
+        <w:rPr>
+          <w:sz w:val="24"/>
+          <w:szCs w:val="24"/>
+        </w:rPr>
         <w:t>Git</w:t>
       </w:r>
       <w:proofErr w:type="spellEnd"/>
@@ -146,16 +162,7 @@
           <w:sz w:val="24"/>
           <w:szCs w:val="24"/>
         </w:rPr>
-        <w:t xml:space="preserve"> em seu computador e apresente a versão instalada utilizando o comando apropriado. </w:t>
-      </w:r>
-      <w:r>
-        <w:rPr>
-          <w:i/>
-          <w:iCs/>
-          <w:sz w:val="24"/>
-          <w:szCs w:val="24"/>
-        </w:rPr>
-        <w:t>(apresentar print da execução do comando)</w:t>
+        <w:t xml:space="preserve"> nela.</w:t>
       </w:r>
     </w:p>
     <w:p>
@@ -171,7 +178,7 @@
           <w:sz w:val="24"/>
           <w:szCs w:val="24"/>
         </w:rPr>
-        <w:t xml:space="preserve">2 - Configure seu nome de usuário no </w:t>
+        <w:t xml:space="preserve">2 - Crie uma estrutura de projeto PHP simulando uma indústria, com a pasta </w:t>
       </w:r>
       <w:proofErr w:type="spellStart"/>
       <w:r>
@@ -179,7 +186,7 @@
           <w:sz w:val="24"/>
           <w:szCs w:val="24"/>
         </w:rPr>
-        <w:t>Git</w:t>
+        <w:t>src</w:t>
       </w:r>
       <w:proofErr w:type="spellEnd"/>
       <w:r>
@@ -187,16 +194,7 @@
           <w:sz w:val="24"/>
           <w:szCs w:val="24"/>
         </w:rPr>
-        <w:t xml:space="preserve"> e apresente o comando utilizado. </w:t>
-      </w:r>
-      <w:r>
-        <w:rPr>
-          <w:i/>
-          <w:iCs/>
-          <w:sz w:val="24"/>
-          <w:szCs w:val="24"/>
-        </w:rPr>
-        <w:t>(apresentar print do comando e resultado)</w:t>
+        <w:t>/.</w:t>
       </w:r>
     </w:p>
     <w:p>
@@ -212,7 +210,7 @@
           <w:sz w:val="24"/>
           <w:szCs w:val="24"/>
         </w:rPr>
-        <w:t xml:space="preserve">3 - Configure seu e-mail no </w:t>
+        <w:t>3 - Crie um repositório remoto no GitHub chamado atividade-</w:t>
       </w:r>
       <w:proofErr w:type="spellStart"/>
       <w:r>
@@ -220,7 +218,7 @@
           <w:sz w:val="24"/>
           <w:szCs w:val="24"/>
         </w:rPr>
-        <w:t>Git</w:t>
+        <w:t>git</w:t>
       </w:r>
       <w:proofErr w:type="spellEnd"/>
       <w:r>
@@ -228,16 +226,7 @@
           <w:sz w:val="24"/>
           <w:szCs w:val="24"/>
         </w:rPr>
-        <w:t xml:space="preserve"> e apresente o comando utilizado. </w:t>
-      </w:r>
-      <w:r>
-        <w:rPr>
-          <w:i/>
-          <w:iCs/>
-          <w:sz w:val="24"/>
-          <w:szCs w:val="24"/>
-        </w:rPr>
-        <w:t>(apresentar print do comando e resultado)</w:t>
+        <w:t xml:space="preserve"> e copie a URL do repositório.</w:t>
       </w:r>
     </w:p>
     <w:p>
@@ -253,7 +242,7 @@
           <w:sz w:val="24"/>
           <w:szCs w:val="24"/>
         </w:rPr>
-        <w:t xml:space="preserve">4 - Utilize um comando para listar todas as configurações atuais do </w:t>
+        <w:t xml:space="preserve">4 - Conecte o repositório local ao remoto utilizando </w:t>
       </w:r>
       <w:proofErr w:type="spellStart"/>
       <w:r>
@@ -261,7 +250,7 @@
           <w:sz w:val="24"/>
           <w:szCs w:val="24"/>
         </w:rPr>
-        <w:t>Git</w:t>
+        <w:t>git</w:t>
       </w:r>
       <w:proofErr w:type="spellEnd"/>
       <w:r>
@@ -269,16 +258,39 @@
           <w:sz w:val="24"/>
           <w:szCs w:val="24"/>
         </w:rPr>
-        <w:t xml:space="preserve"> e descreva as informações exibidas. </w:t>
-      </w:r>
-      <w:r>
-        <w:rPr>
-          <w:i/>
-          <w:iCs/>
-          <w:sz w:val="24"/>
-          <w:szCs w:val="24"/>
-        </w:rPr>
-        <w:t>(apresentar print do comando e resultado)</w:t>
+        <w:t xml:space="preserve"> </w:t>
+      </w:r>
+      <w:proofErr w:type="spellStart"/>
+      <w:r>
+        <w:rPr>
+          <w:sz w:val="24"/>
+          <w:szCs w:val="24"/>
+        </w:rPr>
+        <w:t>remote</w:t>
+      </w:r>
+      <w:proofErr w:type="spellEnd"/>
+      <w:r>
+        <w:rPr>
+          <w:sz w:val="24"/>
+          <w:szCs w:val="24"/>
+        </w:rPr>
+        <w:t xml:space="preserve"> </w:t>
+      </w:r>
+      <w:proofErr w:type="spellStart"/>
+      <w:r>
+        <w:rPr>
+          <w:sz w:val="24"/>
+          <w:szCs w:val="24"/>
+        </w:rPr>
+        <w:t>add</w:t>
+      </w:r>
+      <w:proofErr w:type="spellEnd"/>
+      <w:r>
+        <w:rPr>
+          <w:sz w:val="24"/>
+          <w:szCs w:val="24"/>
+        </w:rPr>
+        <w:t xml:space="preserve"> origin. (apresentar print do comando e resultado)</w:t>
       </w:r>
     </w:p>
     <w:p>
@@ -294,26 +306,15 @@
           <w:sz w:val="24"/>
           <w:szCs w:val="24"/>
         </w:rPr>
-        <w:t xml:space="preserve">5 - Crie uma pasta chamada </w:t>
-      </w:r>
-      <w:r>
-        <w:rPr>
-          <w:b/>
-          <w:bCs/>
-          <w:sz w:val="24"/>
-          <w:szCs w:val="24"/>
-        </w:rPr>
-        <w:t>atividade-</w:t>
+        <w:t xml:space="preserve">5 - Crie a classe </w:t>
       </w:r>
       <w:proofErr w:type="spellStart"/>
       <w:r>
         <w:rPr>
-          <w:b/>
-          <w:bCs/>
-          <w:sz w:val="24"/>
-          <w:szCs w:val="24"/>
-        </w:rPr>
-        <w:t>git</w:t>
+          <w:sz w:val="24"/>
+          <w:szCs w:val="24"/>
+        </w:rPr>
+        <w:t>Funcionario.php</w:t>
       </w:r>
       <w:proofErr w:type="spellEnd"/>
       <w:r>
@@ -321,7 +322,7 @@
           <w:sz w:val="24"/>
           <w:szCs w:val="24"/>
         </w:rPr>
-        <w:t xml:space="preserve"> e inicialize um repositório </w:t>
+        <w:t xml:space="preserve"> dentro da pasta </w:t>
       </w:r>
       <w:proofErr w:type="spellStart"/>
       <w:r>
@@ -329,7 +330,7 @@
           <w:sz w:val="24"/>
           <w:szCs w:val="24"/>
         </w:rPr>
-        <w:t>Git</w:t>
+        <w:t>src</w:t>
       </w:r>
       <w:proofErr w:type="spellEnd"/>
       <w:r>
@@ -337,16 +338,7 @@
           <w:sz w:val="24"/>
           <w:szCs w:val="24"/>
         </w:rPr>
-        <w:t xml:space="preserve"> nela. </w:t>
-      </w:r>
-      <w:r>
-        <w:rPr>
-          <w:i/>
-          <w:iCs/>
-          <w:sz w:val="24"/>
-          <w:szCs w:val="24"/>
-        </w:rPr>
-        <w:t>(apresentar print da criação da pasta e inicialização do repositório)</w:t>
+        <w:t>/, representando um funcionário da indústria.</w:t>
       </w:r>
     </w:p>
     <w:p>
@@ -362,7 +354,7 @@
           <w:sz w:val="24"/>
           <w:szCs w:val="24"/>
         </w:rPr>
-        <w:t xml:space="preserve">6 - Explique o que caracteriza uma pasta como um repositório </w:t>
+        <w:t xml:space="preserve">6 - Verifique o status do repositório utilizando </w:t>
       </w:r>
       <w:proofErr w:type="spellStart"/>
       <w:r>
@@ -370,7 +362,7 @@
           <w:sz w:val="24"/>
           <w:szCs w:val="24"/>
         </w:rPr>
-        <w:t>Git</w:t>
+        <w:t>git</w:t>
       </w:r>
       <w:proofErr w:type="spellEnd"/>
       <w:r>
@@ -378,7 +370,7 @@
           <w:sz w:val="24"/>
           <w:szCs w:val="24"/>
         </w:rPr>
-        <w:t>.</w:t>
+        <w:t xml:space="preserve"> status. (apresentar print do comando e resultado)</w:t>
       </w:r>
     </w:p>
     <w:p>
@@ -394,23 +386,71 @@
           <w:sz w:val="24"/>
           <w:szCs w:val="24"/>
         </w:rPr>
-        <w:t xml:space="preserve">7 - Crie um arquivo chamado </w:t>
-      </w:r>
-      <w:r>
-        <w:rPr>
-          <w:b/>
-          <w:bCs/>
-          <w:sz w:val="24"/>
-          <w:szCs w:val="24"/>
-        </w:rPr>
-        <w:t>aluno.txt</w:t>
-      </w:r>
-      <w:r>
-        <w:rPr>
-          <w:sz w:val="24"/>
-          <w:szCs w:val="24"/>
-        </w:rPr>
-        <w:t xml:space="preserve"> contendo seu nome completo.</w:t>
+        <w:t xml:space="preserve">7 - Adicione o arquivo </w:t>
+      </w:r>
+      <w:proofErr w:type="spellStart"/>
+      <w:r>
+        <w:rPr>
+          <w:sz w:val="24"/>
+          <w:szCs w:val="24"/>
+        </w:rPr>
+        <w:t>Funcionario.php</w:t>
+      </w:r>
+      <w:proofErr w:type="spellEnd"/>
+      <w:r>
+        <w:rPr>
+          <w:sz w:val="24"/>
+          <w:szCs w:val="24"/>
+        </w:rPr>
+        <w:t xml:space="preserve"> à </w:t>
+      </w:r>
+      <w:proofErr w:type="spellStart"/>
+      <w:r>
+        <w:rPr>
+          <w:sz w:val="24"/>
+          <w:szCs w:val="24"/>
+        </w:rPr>
+        <w:t>Staging</w:t>
+      </w:r>
+      <w:proofErr w:type="spellEnd"/>
+      <w:r>
+        <w:rPr>
+          <w:sz w:val="24"/>
+          <w:szCs w:val="24"/>
+        </w:rPr>
+        <w:t xml:space="preserve"> Area com </w:t>
+      </w:r>
+      <w:proofErr w:type="spellStart"/>
+      <w:r>
+        <w:rPr>
+          <w:sz w:val="24"/>
+          <w:szCs w:val="24"/>
+        </w:rPr>
+        <w:t>git</w:t>
+      </w:r>
+      <w:proofErr w:type="spellEnd"/>
+      <w:r>
+        <w:rPr>
+          <w:sz w:val="24"/>
+          <w:szCs w:val="24"/>
+        </w:rPr>
+        <w:t xml:space="preserve"> </w:t>
+      </w:r>
+      <w:proofErr w:type="spellStart"/>
+      <w:r>
+        <w:rPr>
+          <w:sz w:val="24"/>
+          <w:szCs w:val="24"/>
+        </w:rPr>
+        <w:t>add</w:t>
+      </w:r>
+      <w:proofErr w:type="spellEnd"/>
+      <w:r>
+        <w:rPr>
+          <w:sz w:val="24"/>
+          <w:szCs w:val="24"/>
+        </w:rPr>
+        <w:t>. (apresentar print do comando e resultado)</w:t>
       </w:r>
     </w:p>
     <w:p>
@@ -426,16 +466,39 @@
           <w:sz w:val="24"/>
           <w:szCs w:val="24"/>
         </w:rPr>
-        <w:t xml:space="preserve">8 - Execute o comando de verificação de status do repositório e explique a situação do arquivo criado. </w:t>
-      </w:r>
-      <w:r>
-        <w:rPr>
-          <w:i/>
-          <w:iCs/>
-          <w:sz w:val="24"/>
-          <w:szCs w:val="24"/>
-        </w:rPr>
-        <w:t>(apresentar print do comando e resultado)</w:t>
+        <w:t xml:space="preserve">8 - Realize o </w:t>
+      </w:r>
+      <w:proofErr w:type="spellStart"/>
+      <w:r>
+        <w:rPr>
+          <w:sz w:val="24"/>
+          <w:szCs w:val="24"/>
+        </w:rPr>
+        <w:t>commit</w:t>
+      </w:r>
+      <w:proofErr w:type="spellEnd"/>
+      <w:r>
+        <w:rPr>
+          <w:sz w:val="24"/>
+          <w:szCs w:val="24"/>
+        </w:rPr>
+        <w:t xml:space="preserve"> inicial com a criação da classe </w:t>
+      </w:r>
+      <w:proofErr w:type="spellStart"/>
+      <w:r>
+        <w:rPr>
+          <w:sz w:val="24"/>
+          <w:szCs w:val="24"/>
+        </w:rPr>
+        <w:t>Funcionario</w:t>
+      </w:r>
+      <w:proofErr w:type="spellEnd"/>
+      <w:r>
+        <w:rPr>
+          <w:sz w:val="24"/>
+          <w:szCs w:val="24"/>
+        </w:rPr>
+        <w:t>. (apresentar print do comando e resultado)</w:t>
       </w:r>
     </w:p>
     <w:p>
@@ -451,23 +514,87 @@
           <w:sz w:val="24"/>
           <w:szCs w:val="24"/>
         </w:rPr>
-        <w:t xml:space="preserve">9 - Identifique em qual estado o arquivo </w:t>
-      </w:r>
-      <w:r>
-        <w:rPr>
-          <w:b/>
-          <w:bCs/>
-          <w:sz w:val="24"/>
-          <w:szCs w:val="24"/>
-        </w:rPr>
-        <w:t>aluno.txt</w:t>
-      </w:r>
-      <w:r>
-        <w:rPr>
-          <w:sz w:val="24"/>
-          <w:szCs w:val="24"/>
-        </w:rPr>
-        <w:t xml:space="preserve"> se encontra após sua criação e justifique sua resposta.</w:t>
+        <w:t xml:space="preserve">9 - Envie o </w:t>
+      </w:r>
+      <w:proofErr w:type="spellStart"/>
+      <w:r>
+        <w:rPr>
+          <w:sz w:val="24"/>
+          <w:szCs w:val="24"/>
+        </w:rPr>
+        <w:t>commit</w:t>
+      </w:r>
+      <w:proofErr w:type="spellEnd"/>
+      <w:r>
+        <w:rPr>
+          <w:sz w:val="24"/>
+          <w:szCs w:val="24"/>
+        </w:rPr>
+        <w:t xml:space="preserve"> para o repositório remoto com </w:t>
+      </w:r>
+      <w:proofErr w:type="spellStart"/>
+      <w:r>
+        <w:rPr>
+          <w:sz w:val="24"/>
+          <w:szCs w:val="24"/>
+        </w:rPr>
+        <w:t>git</w:t>
+      </w:r>
+      <w:proofErr w:type="spellEnd"/>
+      <w:r>
+        <w:rPr>
+          <w:sz w:val="24"/>
+          <w:szCs w:val="24"/>
+        </w:rPr>
+        <w:t xml:space="preserve"> </w:t>
+      </w:r>
+      <w:proofErr w:type="spellStart"/>
+      <w:r>
+        <w:rPr>
+          <w:sz w:val="24"/>
+          <w:szCs w:val="24"/>
+        </w:rPr>
+        <w:t>push</w:t>
+      </w:r>
+      <w:proofErr w:type="spellEnd"/>
+      <w:r>
+        <w:rPr>
+          <w:sz w:val="24"/>
+          <w:szCs w:val="24"/>
+        </w:rPr>
+        <w:t xml:space="preserve"> </w:t>
+      </w:r>
+      <w:proofErr w:type="spellStart"/>
+      <w:r>
+        <w:rPr>
+          <w:sz w:val="24"/>
+          <w:szCs w:val="24"/>
+        </w:rPr>
+        <w:t>origin</w:t>
+      </w:r>
+      <w:proofErr w:type="spellEnd"/>
+      <w:r>
+        <w:rPr>
+          <w:sz w:val="24"/>
+          <w:szCs w:val="24"/>
+        </w:rPr>
+        <w:t xml:space="preserve"> </w:t>
+      </w:r>
+      <w:proofErr w:type="spellStart"/>
+      <w:r>
+        <w:rPr>
+          <w:sz w:val="24"/>
+          <w:szCs w:val="24"/>
+        </w:rPr>
+        <w:t>main</w:t>
+      </w:r>
+      <w:proofErr w:type="spellEnd"/>
+      <w:r>
+        <w:rPr>
+          <w:sz w:val="24"/>
+          <w:szCs w:val="24"/>
+        </w:rPr>
+        <w:t>. (apresentar print do comando e resultado)</w:t>
       </w:r>
     </w:p>
     <w:p>
@@ -483,23 +610,7 @@
           <w:sz w:val="24"/>
           <w:szCs w:val="24"/>
         </w:rPr>
-        <w:t xml:space="preserve">10 - Adicione o arquivo </w:t>
-      </w:r>
-      <w:r>
-        <w:rPr>
-          <w:b/>
-          <w:bCs/>
-          <w:sz w:val="24"/>
-          <w:szCs w:val="24"/>
-        </w:rPr>
-        <w:t>aluno.txt</w:t>
-      </w:r>
-      <w:r>
-        <w:rPr>
-          <w:sz w:val="24"/>
-          <w:szCs w:val="24"/>
-        </w:rPr>
-        <w:t xml:space="preserve"> à </w:t>
+        <w:t xml:space="preserve">10 - Crie a classe </w:t>
       </w:r>
       <w:proofErr w:type="spellStart"/>
       <w:r>
@@ -507,7 +618,7 @@
           <w:sz w:val="24"/>
           <w:szCs w:val="24"/>
         </w:rPr>
-        <w:t>Staging</w:t>
+        <w:t>Produto.php</w:t>
       </w:r>
       <w:proofErr w:type="spellEnd"/>
       <w:r>
@@ -515,16 +626,23 @@
           <w:sz w:val="24"/>
           <w:szCs w:val="24"/>
         </w:rPr>
-        <w:t xml:space="preserve"> Area utilizando o comando apropriado. </w:t>
-      </w:r>
-      <w:r>
-        <w:rPr>
-          <w:i/>
-          <w:iCs/>
-          <w:sz w:val="24"/>
-          <w:szCs w:val="24"/>
-        </w:rPr>
-        <w:t>(apresentar print do comando e resultado)</w:t>
+        <w:t xml:space="preserve"> dentro de </w:t>
+      </w:r>
+      <w:proofErr w:type="spellStart"/>
+      <w:r>
+        <w:rPr>
+          <w:sz w:val="24"/>
+          <w:szCs w:val="24"/>
+        </w:rPr>
+        <w:t>src</w:t>
+      </w:r>
+      <w:proofErr w:type="spellEnd"/>
+      <w:r>
+        <w:rPr>
+          <w:sz w:val="24"/>
+          <w:szCs w:val="24"/>
+        </w:rPr>
+        <w:t>/, representando os produtos fabricados pela indústria. (apresentar print da criação do arquivo)</w:t>
       </w:r>
     </w:p>
     <w:p>
@@ -540,16 +658,7 @@
           <w:sz w:val="24"/>
           <w:szCs w:val="24"/>
         </w:rPr>
-        <w:t xml:space="preserve">11 - Execute novamente o comando de status e explique o que mudou em relação ao resultado anterior. </w:t>
-      </w:r>
-      <w:r>
-        <w:rPr>
-          <w:i/>
-          <w:iCs/>
-          <w:sz w:val="24"/>
-          <w:szCs w:val="24"/>
-        </w:rPr>
-        <w:t>(apresentar print do comando e resultado)</w:t>
+        <w:t>11 - Verifique o status do repositório após a criação da nova classe. (apresentar print do comando e resultado)</w:t>
       </w:r>
     </w:p>
     <w:p>
@@ -565,7 +674,7 @@
           <w:sz w:val="24"/>
           <w:szCs w:val="24"/>
         </w:rPr>
-        <w:t xml:space="preserve">12 - Realize um </w:t>
+        <w:t xml:space="preserve">12 - Adicione o arquivo </w:t>
       </w:r>
       <w:proofErr w:type="spellStart"/>
       <w:r>
@@ -573,7 +682,7 @@
           <w:sz w:val="24"/>
           <w:szCs w:val="24"/>
         </w:rPr>
-        <w:t>commit</w:t>
+        <w:t>Produto.php</w:t>
       </w:r>
       <w:proofErr w:type="spellEnd"/>
       <w:r>
@@ -581,32 +690,23 @@
           <w:sz w:val="24"/>
           <w:szCs w:val="24"/>
         </w:rPr>
-        <w:t xml:space="preserve"> registrando a inclusão do arquivo </w:t>
-      </w:r>
-      <w:r>
-        <w:rPr>
-          <w:b/>
-          <w:bCs/>
-          <w:sz w:val="24"/>
-          <w:szCs w:val="24"/>
-        </w:rPr>
-        <w:t>aluno.txt</w:t>
-      </w:r>
-      <w:r>
-        <w:rPr>
-          <w:sz w:val="24"/>
-          <w:szCs w:val="24"/>
-        </w:rPr>
-        <w:t xml:space="preserve">. </w:t>
-      </w:r>
-      <w:r>
-        <w:rPr>
-          <w:i/>
-          <w:iCs/>
-          <w:sz w:val="24"/>
-          <w:szCs w:val="24"/>
-        </w:rPr>
-        <w:t>(apresentar print do comando e resultado)</w:t>
+        <w:t xml:space="preserve"> à </w:t>
+      </w:r>
+      <w:proofErr w:type="spellStart"/>
+      <w:r>
+        <w:rPr>
+          <w:sz w:val="24"/>
+          <w:szCs w:val="24"/>
+        </w:rPr>
+        <w:t>Staging</w:t>
+      </w:r>
+      <w:proofErr w:type="spellEnd"/>
+      <w:r>
+        <w:rPr>
+          <w:sz w:val="24"/>
+          <w:szCs w:val="24"/>
+        </w:rPr>
+        <w:t xml:space="preserve"> Area. (apresentar print do comando e resultado)</w:t>
       </w:r>
     </w:p>
     <w:p>
@@ -622,7 +722,7 @@
           <w:sz w:val="24"/>
           <w:szCs w:val="24"/>
         </w:rPr>
-        <w:t xml:space="preserve">13 - Explique a finalidade da mensagem informada no </w:t>
+        <w:t xml:space="preserve">13 - Realize um </w:t>
       </w:r>
       <w:proofErr w:type="spellStart"/>
       <w:r>
@@ -638,7 +738,7 @@
           <w:sz w:val="24"/>
           <w:szCs w:val="24"/>
         </w:rPr>
-        <w:t xml:space="preserve"> realizado.</w:t>
+        <w:t xml:space="preserve"> registrando a inclusão da classe Produto. (apresentar print do comando e resultado)</w:t>
       </w:r>
     </w:p>
     <w:p>
@@ -654,7 +754,7 @@
           <w:sz w:val="24"/>
           <w:szCs w:val="24"/>
         </w:rPr>
-        <w:t xml:space="preserve">14 - Exiba o histórico de </w:t>
+        <w:t xml:space="preserve">14 - Envie o </w:t>
       </w:r>
       <w:proofErr w:type="spellStart"/>
       <w:r>
@@ -662,7 +762,7 @@
           <w:sz w:val="24"/>
           <w:szCs w:val="24"/>
         </w:rPr>
-        <w:t>commits</w:t>
+        <w:t>commit</w:t>
       </w:r>
       <w:proofErr w:type="spellEnd"/>
       <w:r>
@@ -670,16 +770,71 @@
           <w:sz w:val="24"/>
           <w:szCs w:val="24"/>
         </w:rPr>
-        <w:t xml:space="preserve"> do repositório utilizando o comando apropriado. </w:t>
-      </w:r>
-      <w:r>
-        <w:rPr>
-          <w:i/>
-          <w:iCs/>
-          <w:sz w:val="24"/>
-          <w:szCs w:val="24"/>
-        </w:rPr>
-        <w:t>(apresentar print do comando e resultado)</w:t>
+        <w:t xml:space="preserve"> para o repositório remoto com </w:t>
+      </w:r>
+      <w:proofErr w:type="spellStart"/>
+      <w:r>
+        <w:rPr>
+          <w:sz w:val="24"/>
+          <w:szCs w:val="24"/>
+        </w:rPr>
+        <w:t>git</w:t>
+      </w:r>
+      <w:proofErr w:type="spellEnd"/>
+      <w:r>
+        <w:rPr>
+          <w:sz w:val="24"/>
+          <w:szCs w:val="24"/>
+        </w:rPr>
+        <w:t xml:space="preserve"> </w:t>
+      </w:r>
+      <w:proofErr w:type="spellStart"/>
+      <w:r>
+        <w:rPr>
+          <w:sz w:val="24"/>
+          <w:szCs w:val="24"/>
+        </w:rPr>
+        <w:t>push</w:t>
+      </w:r>
+      <w:proofErr w:type="spellEnd"/>
+      <w:r>
+        <w:rPr>
+          <w:sz w:val="24"/>
+          <w:szCs w:val="24"/>
+        </w:rPr>
+        <w:t xml:space="preserve"> </w:t>
+      </w:r>
+      <w:proofErr w:type="spellStart"/>
+      <w:r>
+        <w:rPr>
+          <w:sz w:val="24"/>
+          <w:szCs w:val="24"/>
+        </w:rPr>
+        <w:t>origin</w:t>
+      </w:r>
+      <w:proofErr w:type="spellEnd"/>
+      <w:r>
+        <w:rPr>
+          <w:sz w:val="24"/>
+          <w:szCs w:val="24"/>
+        </w:rPr>
+        <w:t xml:space="preserve"> </w:t>
+      </w:r>
+      <w:proofErr w:type="spellStart"/>
+      <w:r>
+        <w:rPr>
+          <w:sz w:val="24"/>
+          <w:szCs w:val="24"/>
+        </w:rPr>
+        <w:t>main</w:t>
+      </w:r>
+      <w:proofErr w:type="spellEnd"/>
+      <w:r>
+        <w:rPr>
+          <w:sz w:val="24"/>
+          <w:szCs w:val="24"/>
+        </w:rPr>
+        <w:t>. (apresentar print do comando e resultado)</w:t>
       </w:r>
     </w:p>
     <w:p>
@@ -695,7 +850,7 @@
           <w:sz w:val="24"/>
           <w:szCs w:val="24"/>
         </w:rPr>
-        <w:t xml:space="preserve">15 - Identifique no histórico as informações registradas sobre o </w:t>
+        <w:t xml:space="preserve">15 - Altere a classe </w:t>
       </w:r>
       <w:proofErr w:type="spellStart"/>
       <w:r>
@@ -703,7 +858,7 @@
           <w:sz w:val="24"/>
           <w:szCs w:val="24"/>
         </w:rPr>
-        <w:t>commit</w:t>
+        <w:t>Funcionario.php</w:t>
       </w:r>
       <w:proofErr w:type="spellEnd"/>
       <w:r>
@@ -711,7 +866,7 @@
           <w:sz w:val="24"/>
           <w:szCs w:val="24"/>
         </w:rPr>
-        <w:t xml:space="preserve"> realizado.</w:t>
+        <w:t xml:space="preserve"> adicionando um atributo como salário ou cargo.</w:t>
       </w:r>
     </w:p>
     <w:p>
@@ -727,23 +882,7 @@
           <w:sz w:val="24"/>
           <w:szCs w:val="24"/>
         </w:rPr>
-        <w:t xml:space="preserve">16 - Altere o conteúdo do arquivo </w:t>
-      </w:r>
-      <w:r>
-        <w:rPr>
-          <w:b/>
-          <w:bCs/>
-          <w:sz w:val="24"/>
-          <w:szCs w:val="24"/>
-        </w:rPr>
-        <w:t>aluno.txt</w:t>
-      </w:r>
-      <w:r>
-        <w:rPr>
-          <w:sz w:val="24"/>
-          <w:szCs w:val="24"/>
-        </w:rPr>
-        <w:t>, adicionando o nome da disciplina.</w:t>
+        <w:t>16 - Verifique o status do repositório após a alteração. (apresentar print do comando e resultado)</w:t>
       </w:r>
     </w:p>
     <w:p>
@@ -759,16 +898,39 @@
           <w:sz w:val="24"/>
           <w:szCs w:val="24"/>
         </w:rPr>
-        <w:t xml:space="preserve">17 - Verifique o status do repositório após a alteração e explique o estado atual do arquivo. </w:t>
-      </w:r>
-      <w:r>
-        <w:rPr>
-          <w:i/>
-          <w:iCs/>
-          <w:sz w:val="24"/>
-          <w:szCs w:val="24"/>
-        </w:rPr>
-        <w:t>(apresentar print do comando e resultado)</w:t>
+        <w:t xml:space="preserve">17 - Adicione a alteração da classe </w:t>
+      </w:r>
+      <w:proofErr w:type="spellStart"/>
+      <w:r>
+        <w:rPr>
+          <w:sz w:val="24"/>
+          <w:szCs w:val="24"/>
+        </w:rPr>
+        <w:t>Funcionario.php</w:t>
+      </w:r>
+      <w:proofErr w:type="spellEnd"/>
+      <w:r>
+        <w:rPr>
+          <w:sz w:val="24"/>
+          <w:szCs w:val="24"/>
+        </w:rPr>
+        <w:t xml:space="preserve"> à </w:t>
+      </w:r>
+      <w:proofErr w:type="spellStart"/>
+      <w:r>
+        <w:rPr>
+          <w:sz w:val="24"/>
+          <w:szCs w:val="24"/>
+        </w:rPr>
+        <w:t>Staging</w:t>
+      </w:r>
+      <w:proofErr w:type="spellEnd"/>
+      <w:r>
+        <w:rPr>
+          <w:sz w:val="24"/>
+          <w:szCs w:val="24"/>
+        </w:rPr>
+        <w:t xml:space="preserve"> Area. (apresentar print do comando e resultado)</w:t>
       </w:r>
     </w:p>
     <w:p>
@@ -784,7 +946,7 @@
           <w:sz w:val="24"/>
           <w:szCs w:val="24"/>
         </w:rPr>
-        <w:t xml:space="preserve">18 - Adicione a alteração à </w:t>
+        <w:t xml:space="preserve">18 - Realize um </w:t>
       </w:r>
       <w:proofErr w:type="spellStart"/>
       <w:r>
@@ -792,7 +954,7 @@
           <w:sz w:val="24"/>
           <w:szCs w:val="24"/>
         </w:rPr>
-        <w:t>Staging</w:t>
+        <w:t>commit</w:t>
       </w:r>
       <w:proofErr w:type="spellEnd"/>
       <w:r>
@@ -800,16 +962,23 @@
           <w:sz w:val="24"/>
           <w:szCs w:val="24"/>
         </w:rPr>
-        <w:t xml:space="preserve"> Area e apresente evidências da operação. </w:t>
-      </w:r>
-      <w:r>
-        <w:rPr>
-          <w:i/>
-          <w:iCs/>
-          <w:sz w:val="24"/>
-          <w:szCs w:val="24"/>
-        </w:rPr>
-        <w:t>(apresentar print do comando e resultado)</w:t>
+        <w:t xml:space="preserve"> registrando a alteração da classe </w:t>
+      </w:r>
+      <w:proofErr w:type="spellStart"/>
+      <w:r>
+        <w:rPr>
+          <w:sz w:val="24"/>
+          <w:szCs w:val="24"/>
+        </w:rPr>
+        <w:t>Funcionario</w:t>
+      </w:r>
+      <w:proofErr w:type="spellEnd"/>
+      <w:r>
+        <w:rPr>
+          <w:sz w:val="24"/>
+          <w:szCs w:val="24"/>
+        </w:rPr>
+        <w:t>. (apresentar print do comando e resultado)</w:t>
       </w:r>
     </w:p>
     <w:p>
@@ -825,7 +994,7 @@
           <w:sz w:val="24"/>
           <w:szCs w:val="24"/>
         </w:rPr>
-        <w:t xml:space="preserve">19 - Realize um novo </w:t>
+        <w:t xml:space="preserve">19 - Envie o </w:t>
       </w:r>
       <w:proofErr w:type="spellStart"/>
       <w:r>
@@ -841,16 +1010,71 @@
           <w:sz w:val="24"/>
           <w:szCs w:val="24"/>
         </w:rPr>
-        <w:t xml:space="preserve"> registrando a alteração efetuada. </w:t>
-      </w:r>
-      <w:r>
-        <w:rPr>
-          <w:i/>
-          <w:iCs/>
-          <w:sz w:val="24"/>
-          <w:szCs w:val="24"/>
-        </w:rPr>
-        <w:t>(apresentar print do comando e resultado)</w:t>
+        <w:t xml:space="preserve"> para o repositório remoto com </w:t>
+      </w:r>
+      <w:proofErr w:type="spellStart"/>
+      <w:r>
+        <w:rPr>
+          <w:sz w:val="24"/>
+          <w:szCs w:val="24"/>
+        </w:rPr>
+        <w:t>git</w:t>
+      </w:r>
+      <w:proofErr w:type="spellEnd"/>
+      <w:r>
+        <w:rPr>
+          <w:sz w:val="24"/>
+          <w:szCs w:val="24"/>
+        </w:rPr>
+        <w:t xml:space="preserve"> </w:t>
+      </w:r>
+      <w:proofErr w:type="spellStart"/>
+      <w:r>
+        <w:rPr>
+          <w:sz w:val="24"/>
+          <w:szCs w:val="24"/>
+        </w:rPr>
+        <w:t>push</w:t>
+      </w:r>
+      <w:proofErr w:type="spellEnd"/>
+      <w:r>
+        <w:rPr>
+          <w:sz w:val="24"/>
+          <w:szCs w:val="24"/>
+        </w:rPr>
+        <w:t xml:space="preserve"> </w:t>
+      </w:r>
+      <w:proofErr w:type="spellStart"/>
+      <w:r>
+        <w:rPr>
+          <w:sz w:val="24"/>
+          <w:szCs w:val="24"/>
+        </w:rPr>
+        <w:t>origin</w:t>
+      </w:r>
+      <w:proofErr w:type="spellEnd"/>
+      <w:r>
+        <w:rPr>
+          <w:sz w:val="24"/>
+          <w:szCs w:val="24"/>
+        </w:rPr>
+        <w:t xml:space="preserve"> </w:t>
+      </w:r>
+      <w:proofErr w:type="spellStart"/>
+      <w:r>
+        <w:rPr>
+          <w:sz w:val="24"/>
+          <w:szCs w:val="24"/>
+        </w:rPr>
+        <w:t>main</w:t>
+      </w:r>
+      <w:proofErr w:type="spellEnd"/>
+      <w:r>
+        <w:rPr>
+          <w:sz w:val="24"/>
+          <w:szCs w:val="24"/>
+        </w:rPr>
+        <w:t>. (apresentar print do comando e resultado)</w:t>
       </w:r>
     </w:p>
     <w:p>
@@ -866,7 +1090,7 @@
           <w:sz w:val="24"/>
           <w:szCs w:val="24"/>
         </w:rPr>
-        <w:t xml:space="preserve">20 - Exiba novamente o histórico de </w:t>
+        <w:t xml:space="preserve">20 - Crie a classe </w:t>
       </w:r>
       <w:proofErr w:type="spellStart"/>
       <w:r>
@@ -874,7 +1098,7 @@
           <w:sz w:val="24"/>
           <w:szCs w:val="24"/>
         </w:rPr>
-        <w:t>commits</w:t>
+        <w:t>OrdemProducao.php</w:t>
       </w:r>
       <w:proofErr w:type="spellEnd"/>
       <w:r>
@@ -882,16 +1106,7 @@
           <w:sz w:val="24"/>
           <w:szCs w:val="24"/>
         </w:rPr>
-        <w:t xml:space="preserve"> e identifique as diferenças em relação ao histórico anterior. </w:t>
-      </w:r>
-      <w:r>
-        <w:rPr>
-          <w:i/>
-          <w:iCs/>
-          <w:sz w:val="24"/>
-          <w:szCs w:val="24"/>
-        </w:rPr>
-        <w:t>(apresentar print do comando e resultado)</w:t>
+        <w:t>, representando ordens de produção da indústria.</w:t>
       </w:r>
     </w:p>
     <w:p>
@@ -907,48 +1122,7 @@
           <w:sz w:val="24"/>
           <w:szCs w:val="24"/>
         </w:rPr>
-        <w:t xml:space="preserve">21 - </w:t>
-      </w:r>
-      <w:proofErr w:type="gramStart"/>
-      <w:r>
-        <w:rPr>
-          <w:sz w:val="24"/>
-          <w:szCs w:val="24"/>
-        </w:rPr>
-        <w:t>Crie um novo</w:t>
-      </w:r>
-      <w:proofErr w:type="gramEnd"/>
-      <w:r>
-        <w:rPr>
-          <w:sz w:val="24"/>
-          <w:szCs w:val="24"/>
-        </w:rPr>
-        <w:t xml:space="preserve"> arquivo chamado </w:t>
-      </w:r>
-      <w:r>
-        <w:rPr>
-          <w:b/>
-          <w:bCs/>
-          <w:sz w:val="24"/>
-          <w:szCs w:val="24"/>
-        </w:rPr>
-        <w:t>atividade.txt</w:t>
-      </w:r>
-      <w:r>
-        <w:rPr>
-          <w:sz w:val="24"/>
-          <w:szCs w:val="24"/>
-        </w:rPr>
-        <w:t xml:space="preserve"> contendo três linhas explicando a importância do controle de versão. </w:t>
-      </w:r>
-      <w:r>
-        <w:rPr>
-          <w:i/>
-          <w:iCs/>
-          <w:sz w:val="24"/>
-          <w:szCs w:val="24"/>
-        </w:rPr>
-        <w:t>(apresentar print da criação do arquivo)</w:t>
+        <w:t>21 - Verifique o status do repositório após a criação da nova classe. (apresentar print do comando e resultado)</w:t>
       </w:r>
     </w:p>
     <w:p>
@@ -964,16 +1138,39 @@
           <w:sz w:val="24"/>
           <w:szCs w:val="24"/>
         </w:rPr>
-        <w:t xml:space="preserve">22 - Utilize o comando de status para identificar a situação do novo arquivo. </w:t>
-      </w:r>
-      <w:r>
-        <w:rPr>
-          <w:i/>
-          <w:iCs/>
-          <w:sz w:val="24"/>
-          <w:szCs w:val="24"/>
-        </w:rPr>
-        <w:t>(apresentar print do comando e resultado)</w:t>
+        <w:t xml:space="preserve">22 - Adicione a classe </w:t>
+      </w:r>
+      <w:proofErr w:type="spellStart"/>
+      <w:r>
+        <w:rPr>
+          <w:sz w:val="24"/>
+          <w:szCs w:val="24"/>
+        </w:rPr>
+        <w:t>OrdemProducao.php</w:t>
+      </w:r>
+      <w:proofErr w:type="spellEnd"/>
+      <w:r>
+        <w:rPr>
+          <w:sz w:val="24"/>
+          <w:szCs w:val="24"/>
+        </w:rPr>
+        <w:t xml:space="preserve"> à </w:t>
+      </w:r>
+      <w:proofErr w:type="spellStart"/>
+      <w:r>
+        <w:rPr>
+          <w:sz w:val="24"/>
+          <w:szCs w:val="24"/>
+        </w:rPr>
+        <w:t>Staging</w:t>
+      </w:r>
+      <w:proofErr w:type="spellEnd"/>
+      <w:r>
+        <w:rPr>
+          <w:sz w:val="24"/>
+          <w:szCs w:val="24"/>
+        </w:rPr>
+        <w:t xml:space="preserve"> Area. (apresentar print do comando e resultado)</w:t>
       </w:r>
     </w:p>
     <w:p>
@@ -989,23 +1186,8 @@
           <w:sz w:val="24"/>
           <w:szCs w:val="24"/>
         </w:rPr>
-        <w:t xml:space="preserve">23 - Adicione o arquivo </w:t>
-      </w:r>
-      <w:r>
-        <w:rPr>
-          <w:b/>
-          <w:bCs/>
-          <w:sz w:val="24"/>
-          <w:szCs w:val="24"/>
-        </w:rPr>
-        <w:t>atividade.txt</w:t>
-      </w:r>
-      <w:r>
-        <w:rPr>
-          <w:sz w:val="24"/>
-          <w:szCs w:val="24"/>
-        </w:rPr>
-        <w:t xml:space="preserve"> à </w:t>
+        <w:lastRenderedPageBreak/>
+        <w:t xml:space="preserve">23 - Realize um </w:t>
       </w:r>
       <w:proofErr w:type="spellStart"/>
       <w:r>
@@ -1013,7 +1195,7 @@
           <w:sz w:val="24"/>
           <w:szCs w:val="24"/>
         </w:rPr>
-        <w:t>Staging</w:t>
+        <w:t>commit</w:t>
       </w:r>
       <w:proofErr w:type="spellEnd"/>
       <w:r>
@@ -1021,16 +1203,23 @@
           <w:sz w:val="24"/>
           <w:szCs w:val="24"/>
         </w:rPr>
-        <w:t xml:space="preserve"> Area e explique o que ocorreu. </w:t>
-      </w:r>
-      <w:r>
-        <w:rPr>
-          <w:i/>
-          <w:iCs/>
-          <w:sz w:val="24"/>
-          <w:szCs w:val="24"/>
-        </w:rPr>
-        <w:t>(apresentar print do comando e resultado)</w:t>
+        <w:t xml:space="preserve"> registrando a inclusão da classe </w:t>
+      </w:r>
+      <w:proofErr w:type="spellStart"/>
+      <w:r>
+        <w:rPr>
+          <w:sz w:val="24"/>
+          <w:szCs w:val="24"/>
+        </w:rPr>
+        <w:t>OrdemProducao</w:t>
+      </w:r>
+      <w:proofErr w:type="spellEnd"/>
+      <w:r>
+        <w:rPr>
+          <w:sz w:val="24"/>
+          <w:szCs w:val="24"/>
+        </w:rPr>
+        <w:t>. (apresentar print do comando e resultado)</w:t>
       </w:r>
     </w:p>
     <w:p>
@@ -1046,8 +1235,7 @@
           <w:sz w:val="24"/>
           <w:szCs w:val="24"/>
         </w:rPr>
-        <w:lastRenderedPageBreak/>
-        <w:t xml:space="preserve">24 - Realize um </w:t>
+        <w:t xml:space="preserve">24 - Envie o </w:t>
       </w:r>
       <w:proofErr w:type="spellStart"/>
       <w:r>
@@ -1063,16 +1251,71 @@
           <w:sz w:val="24"/>
           <w:szCs w:val="24"/>
         </w:rPr>
-        <w:t xml:space="preserve"> registrando a inclusão do arquivo criado. </w:t>
-      </w:r>
-      <w:r>
-        <w:rPr>
-          <w:i/>
-          <w:iCs/>
-          <w:sz w:val="24"/>
-          <w:szCs w:val="24"/>
-        </w:rPr>
-        <w:t>(apresentar print do comando e resultado)</w:t>
+        <w:t xml:space="preserve"> para o repositório remoto com </w:t>
+      </w:r>
+      <w:proofErr w:type="spellStart"/>
+      <w:r>
+        <w:rPr>
+          <w:sz w:val="24"/>
+          <w:szCs w:val="24"/>
+        </w:rPr>
+        <w:t>git</w:t>
+      </w:r>
+      <w:proofErr w:type="spellEnd"/>
+      <w:r>
+        <w:rPr>
+          <w:sz w:val="24"/>
+          <w:szCs w:val="24"/>
+        </w:rPr>
+        <w:t xml:space="preserve"> </w:t>
+      </w:r>
+      <w:proofErr w:type="spellStart"/>
+      <w:r>
+        <w:rPr>
+          <w:sz w:val="24"/>
+          <w:szCs w:val="24"/>
+        </w:rPr>
+        <w:t>push</w:t>
+      </w:r>
+      <w:proofErr w:type="spellEnd"/>
+      <w:r>
+        <w:rPr>
+          <w:sz w:val="24"/>
+          <w:szCs w:val="24"/>
+        </w:rPr>
+        <w:t xml:space="preserve"> </w:t>
+      </w:r>
+      <w:proofErr w:type="spellStart"/>
+      <w:r>
+        <w:rPr>
+          <w:sz w:val="24"/>
+          <w:szCs w:val="24"/>
+        </w:rPr>
+        <w:t>origin</w:t>
+      </w:r>
+      <w:proofErr w:type="spellEnd"/>
+      <w:r>
+        <w:rPr>
+          <w:sz w:val="24"/>
+          <w:szCs w:val="24"/>
+        </w:rPr>
+        <w:t xml:space="preserve"> </w:t>
+      </w:r>
+      <w:proofErr w:type="spellStart"/>
+      <w:r>
+        <w:rPr>
+          <w:sz w:val="24"/>
+          <w:szCs w:val="24"/>
+        </w:rPr>
+        <w:t>main</w:t>
+      </w:r>
+      <w:proofErr w:type="spellEnd"/>
+      <w:r>
+        <w:rPr>
+          <w:sz w:val="24"/>
+          <w:szCs w:val="24"/>
+        </w:rPr>
+        <w:t>. (apresentar print do comando e resultado)</w:t>
       </w:r>
     </w:p>
     <w:p>
@@ -1088,7 +1331,7 @@
           <w:sz w:val="24"/>
           <w:szCs w:val="24"/>
         </w:rPr>
-        <w:t xml:space="preserve">25 - Exiba o histórico completo do repositório e identifique todos os </w:t>
+        <w:t xml:space="preserve">25 - Altere as classes </w:t>
       </w:r>
       <w:proofErr w:type="spellStart"/>
       <w:r>
@@ -1096,7 +1339,7 @@
           <w:sz w:val="24"/>
           <w:szCs w:val="24"/>
         </w:rPr>
-        <w:t>commits</w:t>
+        <w:t>Funcionario.php</w:t>
       </w:r>
       <w:proofErr w:type="spellEnd"/>
       <w:r>
@@ -1104,16 +1347,23 @@
           <w:sz w:val="24"/>
           <w:szCs w:val="24"/>
         </w:rPr>
-        <w:t xml:space="preserve"> realizados durante a atividade. </w:t>
-      </w:r>
-      <w:r>
-        <w:rPr>
-          <w:i/>
-          <w:iCs/>
-          <w:sz w:val="24"/>
-          <w:szCs w:val="24"/>
-        </w:rPr>
-        <w:t>(apresentar print do comando e resultado)</w:t>
+        <w:t xml:space="preserve"> e </w:t>
+      </w:r>
+      <w:proofErr w:type="spellStart"/>
+      <w:r>
+        <w:rPr>
+          <w:sz w:val="24"/>
+          <w:szCs w:val="24"/>
+        </w:rPr>
+        <w:t>Produto.php</w:t>
+      </w:r>
+      <w:proofErr w:type="spellEnd"/>
+      <w:r>
+        <w:rPr>
+          <w:sz w:val="24"/>
+          <w:szCs w:val="24"/>
+        </w:rPr>
+        <w:t>, adicionando novos atributos ou métodos.</w:t>
       </w:r>
     </w:p>
     <w:p>
@@ -1129,16 +1379,7 @@
           <w:sz w:val="24"/>
           <w:szCs w:val="24"/>
         </w:rPr>
-        <w:t xml:space="preserve">26 - Utilize o comando de histórico resumido e compare as informações apresentadas com o histórico completo. </w:t>
-      </w:r>
-      <w:r>
-        <w:rPr>
-          <w:i/>
-          <w:iCs/>
-          <w:sz w:val="24"/>
-          <w:szCs w:val="24"/>
-        </w:rPr>
-        <w:t>(apresentar print do comando e resultado)</w:t>
+        <w:t>26 - Verifique o status do repositório após múltiplas alterações. (apresentar print do comando e resultado)</w:t>
       </w:r>
     </w:p>
     <w:p>
@@ -1154,17 +1395,15 @@
           <w:sz w:val="24"/>
           <w:szCs w:val="24"/>
         </w:rPr>
-        <w:t xml:space="preserve">27 - Explique, utilizando exemplos da atividade, a diferença entre os estados </w:t>
+        <w:t xml:space="preserve">27 - Adicione todas as alterações utilizando </w:t>
       </w:r>
       <w:proofErr w:type="spellStart"/>
       <w:r>
         <w:rPr>
-          <w:b/>
-          <w:bCs/>
-          <w:sz w:val="24"/>
-          <w:szCs w:val="24"/>
-        </w:rPr>
-        <w:t>Untracked</w:t>
+          <w:sz w:val="24"/>
+          <w:szCs w:val="24"/>
+        </w:rPr>
+        <w:t>git</w:t>
       </w:r>
       <w:proofErr w:type="spellEnd"/>
       <w:r>
@@ -1172,17 +1411,16 @@
           <w:sz w:val="24"/>
           <w:szCs w:val="24"/>
         </w:rPr>
-        <w:t xml:space="preserve"> e </w:t>
+        <w:t xml:space="preserve"> </w:t>
       </w:r>
       <w:proofErr w:type="spellStart"/>
-      <w:r>
-        <w:rPr>
-          <w:b/>
-          <w:bCs/>
-          <w:sz w:val="24"/>
-          <w:szCs w:val="24"/>
-        </w:rPr>
-        <w:t>Modified</w:t>
+      <w:proofErr w:type="gramStart"/>
+      <w:r>
+        <w:rPr>
+          <w:sz w:val="24"/>
+          <w:szCs w:val="24"/>
+        </w:rPr>
+        <w:t>add</w:t>
       </w:r>
       <w:proofErr w:type="spellEnd"/>
       <w:r>
@@ -1190,7 +1428,15 @@
           <w:sz w:val="24"/>
           <w:szCs w:val="24"/>
         </w:rPr>
-        <w:t>.</w:t>
+        <w:t xml:space="preserve"> .</w:t>
+      </w:r>
+      <w:proofErr w:type="gramEnd"/>
+      <w:r>
+        <w:rPr>
+          <w:sz w:val="24"/>
+          <w:szCs w:val="24"/>
+        </w:rPr>
+        <w:t xml:space="preserve"> (apresentar print do comando e resultado)</w:t>
       </w:r>
     </w:p>
     <w:p>
@@ -1206,17 +1452,15 @@
           <w:sz w:val="24"/>
           <w:szCs w:val="24"/>
         </w:rPr>
-        <w:t xml:space="preserve">28 - Explique, utilizando exemplos da atividade, a diferença entre os estados </w:t>
+        <w:t xml:space="preserve">28 - Realize um </w:t>
       </w:r>
       <w:proofErr w:type="spellStart"/>
       <w:r>
         <w:rPr>
-          <w:b/>
-          <w:bCs/>
-          <w:sz w:val="24"/>
-          <w:szCs w:val="24"/>
-        </w:rPr>
-        <w:t>Staged</w:t>
+          <w:sz w:val="24"/>
+          <w:szCs w:val="24"/>
+        </w:rPr>
+        <w:t>commit</w:t>
       </w:r>
       <w:proofErr w:type="spellEnd"/>
       <w:r>
@@ -1224,25 +1468,7 @@
           <w:sz w:val="24"/>
           <w:szCs w:val="24"/>
         </w:rPr>
-        <w:t xml:space="preserve"> e </w:t>
-      </w:r>
-      <w:proofErr w:type="spellStart"/>
-      <w:r>
-        <w:rPr>
-          <w:b/>
-          <w:bCs/>
-          <w:sz w:val="24"/>
-          <w:szCs w:val="24"/>
-        </w:rPr>
-        <w:t>Committed</w:t>
-      </w:r>
-      <w:proofErr w:type="spellEnd"/>
-      <w:r>
-        <w:rPr>
-          <w:sz w:val="24"/>
-          <w:szCs w:val="24"/>
-        </w:rPr>
-        <w:t>.</w:t>
+        <w:t xml:space="preserve"> registrando todas as alterações realizadas no sistema da indústria. (apresentar print do comando e resultado)</w:t>
       </w:r>
     </w:p>
     <w:p>
@@ -1258,7 +1484,7 @@
           <w:sz w:val="24"/>
           <w:szCs w:val="24"/>
         </w:rPr>
-        <w:t xml:space="preserve">29 - Descreva o caminho percorrido pelos arquivos criados durante a atividade, relacionando </w:t>
+        <w:t xml:space="preserve">29 - Envie o </w:t>
       </w:r>
       <w:proofErr w:type="spellStart"/>
       <w:r>
@@ -1266,7 +1492,7 @@
           <w:sz w:val="24"/>
           <w:szCs w:val="24"/>
         </w:rPr>
-        <w:t>Working</w:t>
+        <w:t>commit</w:t>
       </w:r>
       <w:proofErr w:type="spellEnd"/>
       <w:r>
@@ -1274,6 +1500,22 @@
           <w:sz w:val="24"/>
           <w:szCs w:val="24"/>
         </w:rPr>
+        <w:t xml:space="preserve"> final para o repositório remoto com </w:t>
+      </w:r>
+      <w:proofErr w:type="spellStart"/>
+      <w:r>
+        <w:rPr>
+          <w:sz w:val="24"/>
+          <w:szCs w:val="24"/>
+        </w:rPr>
+        <w:t>git</w:t>
+      </w:r>
+      <w:proofErr w:type="spellEnd"/>
+      <w:r>
+        <w:rPr>
+          <w:sz w:val="24"/>
+          <w:szCs w:val="24"/>
+        </w:rPr>
         <w:t xml:space="preserve"> </w:t>
       </w:r>
       <w:proofErr w:type="spellStart"/>
@@ -1282,7 +1524,7 @@
           <w:sz w:val="24"/>
           <w:szCs w:val="24"/>
         </w:rPr>
-        <w:t>Directory</w:t>
+        <w:t>push</w:t>
       </w:r>
       <w:proofErr w:type="spellEnd"/>
       <w:r>
@@ -1290,7 +1532,7 @@
           <w:sz w:val="24"/>
           <w:szCs w:val="24"/>
         </w:rPr>
-        <w:t xml:space="preserve">, </w:t>
+        <w:t xml:space="preserve"> </w:t>
       </w:r>
       <w:proofErr w:type="spellStart"/>
       <w:r>
@@ -1298,7 +1540,7 @@
           <w:sz w:val="24"/>
           <w:szCs w:val="24"/>
         </w:rPr>
-        <w:t>Staging</w:t>
+        <w:t>origin</w:t>
       </w:r>
       <w:proofErr w:type="spellEnd"/>
       <w:r>
@@ -1306,7 +1548,7 @@
           <w:sz w:val="24"/>
           <w:szCs w:val="24"/>
         </w:rPr>
-        <w:t xml:space="preserve"> Area e </w:t>
+        <w:t xml:space="preserve"> </w:t>
       </w:r>
       <w:proofErr w:type="spellStart"/>
       <w:r>
@@ -1314,7 +1556,7 @@
           <w:sz w:val="24"/>
           <w:szCs w:val="24"/>
         </w:rPr>
-        <w:t>Repository</w:t>
+        <w:t>main</w:t>
       </w:r>
       <w:proofErr w:type="spellEnd"/>
       <w:r>
@@ -1322,7 +1564,7 @@
           <w:sz w:val="24"/>
           <w:szCs w:val="24"/>
         </w:rPr>
-        <w:t>.</w:t>
+        <w:t>. (apresentar print do comando e resultado)</w:t>
       </w:r>
     </w:p>
     <w:p>
@@ -1338,7 +1580,7 @@
           <w:sz w:val="24"/>
           <w:szCs w:val="24"/>
         </w:rPr>
-        <w:t xml:space="preserve">30 - Elabore uma conclusão explicando como os comandos </w:t>
+        <w:t xml:space="preserve">30 - Exiba o histórico de </w:t>
       </w:r>
       <w:proofErr w:type="spellStart"/>
       <w:r>
@@ -1346,6 +1588,22 @@
           <w:sz w:val="24"/>
           <w:szCs w:val="24"/>
         </w:rPr>
+        <w:t>commits</w:t>
+      </w:r>
+      <w:proofErr w:type="spellEnd"/>
+      <w:r>
+        <w:rPr>
+          <w:sz w:val="24"/>
+          <w:szCs w:val="24"/>
+        </w:rPr>
+        <w:t xml:space="preserve"> utilizando </w:t>
+      </w:r>
+      <w:proofErr w:type="spellStart"/>
+      <w:r>
+        <w:rPr>
+          <w:sz w:val="24"/>
+          <w:szCs w:val="24"/>
+        </w:rPr>
         <w:t>git</w:t>
       </w:r>
       <w:proofErr w:type="spellEnd"/>
@@ -1354,7 +1612,7 @@
           <w:sz w:val="24"/>
           <w:szCs w:val="24"/>
         </w:rPr>
-        <w:t xml:space="preserve"> status, </w:t>
+        <w:t xml:space="preserve"> log e </w:t>
       </w:r>
       <w:proofErr w:type="spellStart"/>
       <w:r>
@@ -1370,7 +1628,7 @@
           <w:sz w:val="24"/>
           <w:szCs w:val="24"/>
         </w:rPr>
-        <w:t xml:space="preserve"> </w:t>
+        <w:t xml:space="preserve"> log --</w:t>
       </w:r>
       <w:proofErr w:type="spellStart"/>
       <w:r>
@@ -1378,7 +1636,7 @@
           <w:sz w:val="24"/>
           <w:szCs w:val="24"/>
         </w:rPr>
-        <w:t>add</w:t>
+        <w:t>oneline</w:t>
       </w:r>
       <w:proofErr w:type="spellEnd"/>
       <w:r>
@@ -1386,55 +1644,7 @@
           <w:sz w:val="24"/>
           <w:szCs w:val="24"/>
         </w:rPr>
-        <w:t xml:space="preserve">, </w:t>
-      </w:r>
-      <w:proofErr w:type="spellStart"/>
-      <w:r>
-        <w:rPr>
-          <w:sz w:val="24"/>
-          <w:szCs w:val="24"/>
-        </w:rPr>
-        <w:t>git</w:t>
-      </w:r>
-      <w:proofErr w:type="spellEnd"/>
-      <w:r>
-        <w:rPr>
-          <w:sz w:val="24"/>
-          <w:szCs w:val="24"/>
-        </w:rPr>
-        <w:t xml:space="preserve"> </w:t>
-      </w:r>
-      <w:proofErr w:type="spellStart"/>
-      <w:r>
-        <w:rPr>
-          <w:sz w:val="24"/>
-          <w:szCs w:val="24"/>
-        </w:rPr>
-        <w:t>commit</w:t>
-      </w:r>
-      <w:proofErr w:type="spellEnd"/>
-      <w:r>
-        <w:rPr>
-          <w:sz w:val="24"/>
-          <w:szCs w:val="24"/>
-        </w:rPr>
-        <w:t xml:space="preserve"> e </w:t>
-      </w:r>
-      <w:proofErr w:type="spellStart"/>
-      <w:r>
-        <w:rPr>
-          <w:sz w:val="24"/>
-          <w:szCs w:val="24"/>
-        </w:rPr>
-        <w:t>git</w:t>
-      </w:r>
-      <w:proofErr w:type="spellEnd"/>
-      <w:r>
-        <w:rPr>
-          <w:sz w:val="24"/>
-          <w:szCs w:val="24"/>
-        </w:rPr>
-        <w:t xml:space="preserve"> log atuaram em conjunto durante a atividade.</w:t>
+        <w:t>, comparando a evolução do projeto. (apresentar print do comando e resultado)</w:t>
       </w:r>
     </w:p>
     <w:p>

--- a/Desenvolvimento de Sistemas/2 - GIT Atividade orientada.docx
+++ b/Desenvolvimento de Sistemas/2 - GIT Atividade orientada.docx
@@ -103,19 +103,8 @@
           <w:sz w:val="24"/>
           <w:szCs w:val="24"/>
         </w:rPr>
-        <w:t xml:space="preserve">Atividade – Controle de Versão com </w:t>
+        <w:t>Atividade – Controle de Versão com Git</w:t>
       </w:r>
-      <w:proofErr w:type="spellStart"/>
-      <w:r>
-        <w:rPr>
-          <w:b/>
-          <w:bCs/>
-          <w:sz w:val="24"/>
-          <w:szCs w:val="24"/>
-        </w:rPr>
-        <w:t>Git</w:t>
-      </w:r>
-      <w:proofErr w:type="spellEnd"/>
     </w:p>
     <w:p>
       <w:pPr>
@@ -130,39 +119,123 @@
           <w:sz w:val="24"/>
           <w:szCs w:val="24"/>
         </w:rPr>
-        <w:t>1 - Crie uma pasta chamada atividade-</w:t>
+        <w:t>1 - Crie uma pasta chamada atividade-git e inicialize um repositório Git nela.</w:t>
       </w:r>
-      <w:proofErr w:type="spellStart"/>
+    </w:p>
+    <w:p>
+      <w:pPr>
+        <w:spacing w:after="0" w:line="240" w:lineRule="auto"/>
+        <w:rPr>
+          <w:sz w:val="24"/>
+          <w:szCs w:val="24"/>
+        </w:rPr>
+      </w:pPr>
+    </w:p>
+    <w:p>
+      <w:pPr>
+        <w:spacing w:after="0" w:line="240" w:lineRule="auto"/>
+        <w:rPr>
+          <w:sz w:val="24"/>
+          <w:szCs w:val="24"/>
+        </w:rPr>
+      </w:pPr>
       <w:r>
         <w:rPr>
           <w:sz w:val="24"/>
           <w:szCs w:val="24"/>
         </w:rPr>
-        <w:t>git</w:t>
+        <w:drawing>
+          <wp:inline distT="0" distB="0" distL="0" distR="0" wp14:anchorId="12E85B7E" wp14:editId="57C7B582">
+            <wp:extent cx="5400040" cy="2155190"/>
+            <wp:effectExtent l="0" t="0" r="0" b="0"/>
+            <wp:docPr id="1455477828" name="Imagem 1"/>
+            <wp:cNvGraphicFramePr>
+              <a:graphicFrameLocks xmlns:a="http://schemas.openxmlformats.org/drawingml/2006/main" noChangeAspect="1"/>
+            </wp:cNvGraphicFramePr>
+            <a:graphic xmlns:a="http://schemas.openxmlformats.org/drawingml/2006/main">
+              <a:graphicData uri="http://schemas.openxmlformats.org/drawingml/2006/picture">
+                <pic:pic xmlns:pic="http://schemas.openxmlformats.org/drawingml/2006/picture">
+                  <pic:nvPicPr>
+                    <pic:cNvPr id="1455477828" name=""/>
+                    <pic:cNvPicPr/>
+                  </pic:nvPicPr>
+                  <pic:blipFill>
+                    <a:blip r:embed="rId7"/>
+                    <a:stretch>
+                      <a:fillRect/>
+                    </a:stretch>
+                  </pic:blipFill>
+                  <pic:spPr>
+                    <a:xfrm>
+                      <a:off x="0" y="0"/>
+                      <a:ext cx="5400040" cy="2155190"/>
+                    </a:xfrm>
+                    <a:prstGeom prst="rect">
+                      <a:avLst/>
+                    </a:prstGeom>
+                  </pic:spPr>
+                </pic:pic>
+              </a:graphicData>
+            </a:graphic>
+          </wp:inline>
+        </w:drawing>
       </w:r>
-      <w:proofErr w:type="spellEnd"/>
+    </w:p>
+    <w:p>
+      <w:pPr>
+        <w:spacing w:after="0" w:line="240" w:lineRule="auto"/>
+        <w:rPr>
+          <w:sz w:val="24"/>
+          <w:szCs w:val="24"/>
+        </w:rPr>
+      </w:pPr>
+    </w:p>
+    <w:p>
+      <w:pPr>
+        <w:spacing w:after="0" w:line="240" w:lineRule="auto"/>
+        <w:rPr>
+          <w:sz w:val="24"/>
+          <w:szCs w:val="24"/>
+        </w:rPr>
+      </w:pPr>
       <w:r>
         <w:rPr>
           <w:sz w:val="24"/>
           <w:szCs w:val="24"/>
         </w:rPr>
-        <w:t xml:space="preserve"> e inicialize um repositório </w:t>
+        <w:t>2 - Crie uma estrutura de projeto PHP simulando uma indústria, com a pasta src/.</w:t>
       </w:r>
-      <w:proofErr w:type="spellStart"/>
+    </w:p>
+    <w:p>
+      <w:pPr>
+        <w:spacing w:after="0" w:line="240" w:lineRule="auto"/>
+        <w:rPr>
+          <w:sz w:val="24"/>
+          <w:szCs w:val="24"/>
+        </w:rPr>
+      </w:pPr>
       <w:r>
         <w:rPr>
           <w:sz w:val="24"/>
           <w:szCs w:val="24"/>
         </w:rPr>
-        <w:t>Git</w:t>
+        <w:t>3 - Crie um repositório remoto no GitHub chamado atividade-git e copie a URL do repositório.</w:t>
       </w:r>
-      <w:proofErr w:type="spellEnd"/>
+    </w:p>
+    <w:p>
+      <w:pPr>
+        <w:spacing w:after="0" w:line="240" w:lineRule="auto"/>
+        <w:rPr>
+          <w:sz w:val="24"/>
+          <w:szCs w:val="24"/>
+        </w:rPr>
+      </w:pPr>
       <w:r>
         <w:rPr>
           <w:sz w:val="24"/>
           <w:szCs w:val="24"/>
         </w:rPr>
-        <w:t xml:space="preserve"> nela.</w:t>
+        <w:t>4 - Conecte o repositório local ao remoto utilizando git remote add origin. (apresentar print do comando e resultado)</w:t>
       </w:r>
     </w:p>
     <w:p>
@@ -178,23 +251,39 @@
           <w:sz w:val="24"/>
           <w:szCs w:val="24"/>
         </w:rPr>
-        <w:t xml:space="preserve">2 - Crie uma estrutura de projeto PHP simulando uma indústria, com a pasta </w:t>
+        <w:t>5 - Crie a classe Funcionario.php dentro da pasta src/, representando um funcionário da indústria.</w:t>
       </w:r>
-      <w:proofErr w:type="spellStart"/>
+    </w:p>
+    <w:p>
+      <w:pPr>
+        <w:spacing w:after="0" w:line="240" w:lineRule="auto"/>
+        <w:rPr>
+          <w:sz w:val="24"/>
+          <w:szCs w:val="24"/>
+        </w:rPr>
+      </w:pPr>
       <w:r>
         <w:rPr>
           <w:sz w:val="24"/>
           <w:szCs w:val="24"/>
         </w:rPr>
-        <w:t>src</w:t>
+        <w:t>6 - Verifique o status do repositório utilizando git status. (apresentar print do comando e resultado)</w:t>
       </w:r>
-      <w:proofErr w:type="spellEnd"/>
+    </w:p>
+    <w:p>
+      <w:pPr>
+        <w:spacing w:after="0" w:line="240" w:lineRule="auto"/>
+        <w:rPr>
+          <w:sz w:val="24"/>
+          <w:szCs w:val="24"/>
+        </w:rPr>
+      </w:pPr>
       <w:r>
         <w:rPr>
           <w:sz w:val="24"/>
           <w:szCs w:val="24"/>
         </w:rPr>
-        <w:t>/.</w:t>
+        <w:t>7 - Adicione o arquivo Funcionario.php à Staging Area com git add. (apresentar print do comando e resultado)</w:t>
       </w:r>
     </w:p>
     <w:p>
@@ -210,439 +299,39 @@
           <w:sz w:val="24"/>
           <w:szCs w:val="24"/>
         </w:rPr>
-        <w:t>3 - Crie um repositório remoto no GitHub chamado atividade-</w:t>
+        <w:t>8 - Realize o commit inicial com a criação da classe Funcionario. (apresentar print do comando e resultado)</w:t>
       </w:r>
-      <w:proofErr w:type="spellStart"/>
+    </w:p>
+    <w:p>
+      <w:pPr>
+        <w:spacing w:after="0" w:line="240" w:lineRule="auto"/>
+        <w:rPr>
+          <w:sz w:val="24"/>
+          <w:szCs w:val="24"/>
+        </w:rPr>
+      </w:pPr>
       <w:r>
         <w:rPr>
           <w:sz w:val="24"/>
           <w:szCs w:val="24"/>
         </w:rPr>
-        <w:t>git</w:t>
+        <w:t>9 - Envie o commit para o repositório remoto com git push origin main. (apresentar print do comando e resultado)</w:t>
       </w:r>
-      <w:proofErr w:type="spellEnd"/>
+    </w:p>
+    <w:p>
+      <w:pPr>
+        <w:spacing w:after="0" w:line="240" w:lineRule="auto"/>
+        <w:rPr>
+          <w:sz w:val="24"/>
+          <w:szCs w:val="24"/>
+        </w:rPr>
+      </w:pPr>
       <w:r>
         <w:rPr>
           <w:sz w:val="24"/>
           <w:szCs w:val="24"/>
         </w:rPr>
-        <w:t xml:space="preserve"> e copie a URL do repositório.</w:t>
-      </w:r>
-    </w:p>
-    <w:p>
-      <w:pPr>
-        <w:spacing w:after="0" w:line="240" w:lineRule="auto"/>
-        <w:rPr>
-          <w:sz w:val="24"/>
-          <w:szCs w:val="24"/>
-        </w:rPr>
-      </w:pPr>
-      <w:r>
-        <w:rPr>
-          <w:sz w:val="24"/>
-          <w:szCs w:val="24"/>
-        </w:rPr>
-        <w:t xml:space="preserve">4 - Conecte o repositório local ao remoto utilizando </w:t>
-      </w:r>
-      <w:proofErr w:type="spellStart"/>
-      <w:r>
-        <w:rPr>
-          <w:sz w:val="24"/>
-          <w:szCs w:val="24"/>
-        </w:rPr>
-        <w:t>git</w:t>
-      </w:r>
-      <w:proofErr w:type="spellEnd"/>
-      <w:r>
-        <w:rPr>
-          <w:sz w:val="24"/>
-          <w:szCs w:val="24"/>
-        </w:rPr>
-        <w:t xml:space="preserve"> </w:t>
-      </w:r>
-      <w:proofErr w:type="spellStart"/>
-      <w:r>
-        <w:rPr>
-          <w:sz w:val="24"/>
-          <w:szCs w:val="24"/>
-        </w:rPr>
-        <w:t>remote</w:t>
-      </w:r>
-      <w:proofErr w:type="spellEnd"/>
-      <w:r>
-        <w:rPr>
-          <w:sz w:val="24"/>
-          <w:szCs w:val="24"/>
-        </w:rPr>
-        <w:t xml:space="preserve"> </w:t>
-      </w:r>
-      <w:proofErr w:type="spellStart"/>
-      <w:r>
-        <w:rPr>
-          <w:sz w:val="24"/>
-          <w:szCs w:val="24"/>
-        </w:rPr>
-        <w:t>add</w:t>
-      </w:r>
-      <w:proofErr w:type="spellEnd"/>
-      <w:r>
-        <w:rPr>
-          <w:sz w:val="24"/>
-          <w:szCs w:val="24"/>
-        </w:rPr>
-        <w:t xml:space="preserve"> origin. (apresentar print do comando e resultado)</w:t>
-      </w:r>
-    </w:p>
-    <w:p>
-      <w:pPr>
-        <w:spacing w:after="0" w:line="240" w:lineRule="auto"/>
-        <w:rPr>
-          <w:sz w:val="24"/>
-          <w:szCs w:val="24"/>
-        </w:rPr>
-      </w:pPr>
-      <w:r>
-        <w:rPr>
-          <w:sz w:val="24"/>
-          <w:szCs w:val="24"/>
-        </w:rPr>
-        <w:t xml:space="preserve">5 - Crie a classe </w:t>
-      </w:r>
-      <w:proofErr w:type="spellStart"/>
-      <w:r>
-        <w:rPr>
-          <w:sz w:val="24"/>
-          <w:szCs w:val="24"/>
-        </w:rPr>
-        <w:t>Funcionario.php</w:t>
-      </w:r>
-      <w:proofErr w:type="spellEnd"/>
-      <w:r>
-        <w:rPr>
-          <w:sz w:val="24"/>
-          <w:szCs w:val="24"/>
-        </w:rPr>
-        <w:t xml:space="preserve"> dentro da pasta </w:t>
-      </w:r>
-      <w:proofErr w:type="spellStart"/>
-      <w:r>
-        <w:rPr>
-          <w:sz w:val="24"/>
-          <w:szCs w:val="24"/>
-        </w:rPr>
-        <w:t>src</w:t>
-      </w:r>
-      <w:proofErr w:type="spellEnd"/>
-      <w:r>
-        <w:rPr>
-          <w:sz w:val="24"/>
-          <w:szCs w:val="24"/>
-        </w:rPr>
-        <w:t>/, representando um funcionário da indústria.</w:t>
-      </w:r>
-    </w:p>
-    <w:p>
-      <w:pPr>
-        <w:spacing w:after="0" w:line="240" w:lineRule="auto"/>
-        <w:rPr>
-          <w:sz w:val="24"/>
-          <w:szCs w:val="24"/>
-        </w:rPr>
-      </w:pPr>
-      <w:r>
-        <w:rPr>
-          <w:sz w:val="24"/>
-          <w:szCs w:val="24"/>
-        </w:rPr>
-        <w:t xml:space="preserve">6 - Verifique o status do repositório utilizando </w:t>
-      </w:r>
-      <w:proofErr w:type="spellStart"/>
-      <w:r>
-        <w:rPr>
-          <w:sz w:val="24"/>
-          <w:szCs w:val="24"/>
-        </w:rPr>
-        <w:t>git</w:t>
-      </w:r>
-      <w:proofErr w:type="spellEnd"/>
-      <w:r>
-        <w:rPr>
-          <w:sz w:val="24"/>
-          <w:szCs w:val="24"/>
-        </w:rPr>
-        <w:t xml:space="preserve"> status. (apresentar print do comando e resultado)</w:t>
-      </w:r>
-    </w:p>
-    <w:p>
-      <w:pPr>
-        <w:spacing w:after="0" w:line="240" w:lineRule="auto"/>
-        <w:rPr>
-          <w:sz w:val="24"/>
-          <w:szCs w:val="24"/>
-        </w:rPr>
-      </w:pPr>
-      <w:r>
-        <w:rPr>
-          <w:sz w:val="24"/>
-          <w:szCs w:val="24"/>
-        </w:rPr>
-        <w:t xml:space="preserve">7 - Adicione o arquivo </w:t>
-      </w:r>
-      <w:proofErr w:type="spellStart"/>
-      <w:r>
-        <w:rPr>
-          <w:sz w:val="24"/>
-          <w:szCs w:val="24"/>
-        </w:rPr>
-        <w:t>Funcionario.php</w:t>
-      </w:r>
-      <w:proofErr w:type="spellEnd"/>
-      <w:r>
-        <w:rPr>
-          <w:sz w:val="24"/>
-          <w:szCs w:val="24"/>
-        </w:rPr>
-        <w:t xml:space="preserve"> à </w:t>
-      </w:r>
-      <w:proofErr w:type="spellStart"/>
-      <w:r>
-        <w:rPr>
-          <w:sz w:val="24"/>
-          <w:szCs w:val="24"/>
-        </w:rPr>
-        <w:t>Staging</w:t>
-      </w:r>
-      <w:proofErr w:type="spellEnd"/>
-      <w:r>
-        <w:rPr>
-          <w:sz w:val="24"/>
-          <w:szCs w:val="24"/>
-        </w:rPr>
-        <w:t xml:space="preserve"> Area com </w:t>
-      </w:r>
-      <w:proofErr w:type="spellStart"/>
-      <w:r>
-        <w:rPr>
-          <w:sz w:val="24"/>
-          <w:szCs w:val="24"/>
-        </w:rPr>
-        <w:t>git</w:t>
-      </w:r>
-      <w:proofErr w:type="spellEnd"/>
-      <w:r>
-        <w:rPr>
-          <w:sz w:val="24"/>
-          <w:szCs w:val="24"/>
-        </w:rPr>
-        <w:t xml:space="preserve"> </w:t>
-      </w:r>
-      <w:proofErr w:type="spellStart"/>
-      <w:r>
-        <w:rPr>
-          <w:sz w:val="24"/>
-          <w:szCs w:val="24"/>
-        </w:rPr>
-        <w:t>add</w:t>
-      </w:r>
-      <w:proofErr w:type="spellEnd"/>
-      <w:r>
-        <w:rPr>
-          <w:sz w:val="24"/>
-          <w:szCs w:val="24"/>
-        </w:rPr>
-        <w:t>. (apresentar print do comando e resultado)</w:t>
-      </w:r>
-    </w:p>
-    <w:p>
-      <w:pPr>
-        <w:spacing w:after="0" w:line="240" w:lineRule="auto"/>
-        <w:rPr>
-          <w:sz w:val="24"/>
-          <w:szCs w:val="24"/>
-        </w:rPr>
-      </w:pPr>
-      <w:r>
-        <w:rPr>
-          <w:sz w:val="24"/>
-          <w:szCs w:val="24"/>
-        </w:rPr>
-        <w:t xml:space="preserve">8 - Realize o </w:t>
-      </w:r>
-      <w:proofErr w:type="spellStart"/>
-      <w:r>
-        <w:rPr>
-          <w:sz w:val="24"/>
-          <w:szCs w:val="24"/>
-        </w:rPr>
-        <w:t>commit</w:t>
-      </w:r>
-      <w:proofErr w:type="spellEnd"/>
-      <w:r>
-        <w:rPr>
-          <w:sz w:val="24"/>
-          <w:szCs w:val="24"/>
-        </w:rPr>
-        <w:t xml:space="preserve"> inicial com a criação da classe </w:t>
-      </w:r>
-      <w:proofErr w:type="spellStart"/>
-      <w:r>
-        <w:rPr>
-          <w:sz w:val="24"/>
-          <w:szCs w:val="24"/>
-        </w:rPr>
-        <w:t>Funcionario</w:t>
-      </w:r>
-      <w:proofErr w:type="spellEnd"/>
-      <w:r>
-        <w:rPr>
-          <w:sz w:val="24"/>
-          <w:szCs w:val="24"/>
-        </w:rPr>
-        <w:t>. (apresentar print do comando e resultado)</w:t>
-      </w:r>
-    </w:p>
-    <w:p>
-      <w:pPr>
-        <w:spacing w:after="0" w:line="240" w:lineRule="auto"/>
-        <w:rPr>
-          <w:sz w:val="24"/>
-          <w:szCs w:val="24"/>
-        </w:rPr>
-      </w:pPr>
-      <w:r>
-        <w:rPr>
-          <w:sz w:val="24"/>
-          <w:szCs w:val="24"/>
-        </w:rPr>
-        <w:t xml:space="preserve">9 - Envie o </w:t>
-      </w:r>
-      <w:proofErr w:type="spellStart"/>
-      <w:r>
-        <w:rPr>
-          <w:sz w:val="24"/>
-          <w:szCs w:val="24"/>
-        </w:rPr>
-        <w:t>commit</w:t>
-      </w:r>
-      <w:proofErr w:type="spellEnd"/>
-      <w:r>
-        <w:rPr>
-          <w:sz w:val="24"/>
-          <w:szCs w:val="24"/>
-        </w:rPr>
-        <w:t xml:space="preserve"> para o repositório remoto com </w:t>
-      </w:r>
-      <w:proofErr w:type="spellStart"/>
-      <w:r>
-        <w:rPr>
-          <w:sz w:val="24"/>
-          <w:szCs w:val="24"/>
-        </w:rPr>
-        <w:t>git</w:t>
-      </w:r>
-      <w:proofErr w:type="spellEnd"/>
-      <w:r>
-        <w:rPr>
-          <w:sz w:val="24"/>
-          <w:szCs w:val="24"/>
-        </w:rPr>
-        <w:t xml:space="preserve"> </w:t>
-      </w:r>
-      <w:proofErr w:type="spellStart"/>
-      <w:r>
-        <w:rPr>
-          <w:sz w:val="24"/>
-          <w:szCs w:val="24"/>
-        </w:rPr>
-        <w:t>push</w:t>
-      </w:r>
-      <w:proofErr w:type="spellEnd"/>
-      <w:r>
-        <w:rPr>
-          <w:sz w:val="24"/>
-          <w:szCs w:val="24"/>
-        </w:rPr>
-        <w:t xml:space="preserve"> </w:t>
-      </w:r>
-      <w:proofErr w:type="spellStart"/>
-      <w:r>
-        <w:rPr>
-          <w:sz w:val="24"/>
-          <w:szCs w:val="24"/>
-        </w:rPr>
-        <w:t>origin</w:t>
-      </w:r>
-      <w:proofErr w:type="spellEnd"/>
-      <w:r>
-        <w:rPr>
-          <w:sz w:val="24"/>
-          <w:szCs w:val="24"/>
-        </w:rPr>
-        <w:t xml:space="preserve"> </w:t>
-      </w:r>
-      <w:proofErr w:type="spellStart"/>
-      <w:r>
-        <w:rPr>
-          <w:sz w:val="24"/>
-          <w:szCs w:val="24"/>
-        </w:rPr>
-        <w:t>main</w:t>
-      </w:r>
-      <w:proofErr w:type="spellEnd"/>
-      <w:r>
-        <w:rPr>
-          <w:sz w:val="24"/>
-          <w:szCs w:val="24"/>
-        </w:rPr>
-        <w:t>. (apresentar print do comando e resultado)</w:t>
-      </w:r>
-    </w:p>
-    <w:p>
-      <w:pPr>
-        <w:spacing w:after="0" w:line="240" w:lineRule="auto"/>
-        <w:rPr>
-          <w:sz w:val="24"/>
-          <w:szCs w:val="24"/>
-        </w:rPr>
-      </w:pPr>
-      <w:r>
-        <w:rPr>
-          <w:sz w:val="24"/>
-          <w:szCs w:val="24"/>
-        </w:rPr>
-        <w:t xml:space="preserve">10 - Crie a classe </w:t>
-      </w:r>
-      <w:proofErr w:type="spellStart"/>
-      <w:r>
-        <w:rPr>
-          <w:sz w:val="24"/>
-          <w:szCs w:val="24"/>
-        </w:rPr>
-        <w:t>Produto.php</w:t>
-      </w:r>
-      <w:proofErr w:type="spellEnd"/>
-      <w:r>
-        <w:rPr>
-          <w:sz w:val="24"/>
-          <w:szCs w:val="24"/>
-        </w:rPr>
-        <w:t xml:space="preserve"> dentro de </w:t>
-      </w:r>
-      <w:proofErr w:type="spellStart"/>
-      <w:r>
-        <w:rPr>
-          <w:sz w:val="24"/>
-          <w:szCs w:val="24"/>
-        </w:rPr>
-        <w:t>src</w:t>
-      </w:r>
-      <w:proofErr w:type="spellEnd"/>
-      <w:r>
-        <w:rPr>
-          <w:sz w:val="24"/>
-          <w:szCs w:val="24"/>
-        </w:rPr>
-        <w:t>/, representando os produtos fabricados pela indústria. (apresentar print da criação do arquivo)</w:t>
+        <w:t>10 - Crie a classe Produto.php dentro de src/, representando os produtos fabricados pela indústria. (apresentar print da criação do arquivo)</w:t>
       </w:r>
     </w:p>
     <w:p>
@@ -674,39 +363,72 @@
           <w:sz w:val="24"/>
           <w:szCs w:val="24"/>
         </w:rPr>
-        <w:t xml:space="preserve">12 - Adicione o arquivo </w:t>
+        <w:t>12 - Adicione o arquivo Produto.php à Staging Area. (apresentar print do comando e resultado)</w:t>
       </w:r>
-      <w:proofErr w:type="spellStart"/>
+    </w:p>
+    <w:p>
+      <w:pPr>
+        <w:spacing w:after="0" w:line="240" w:lineRule="auto"/>
+        <w:rPr>
+          <w:sz w:val="24"/>
+          <w:szCs w:val="24"/>
+        </w:rPr>
+      </w:pPr>
       <w:r>
         <w:rPr>
           <w:sz w:val="24"/>
           <w:szCs w:val="24"/>
         </w:rPr>
-        <w:t>Produto.php</w:t>
+        <w:t>13 - Realize um commit registrando a inclusão da classe Produto. (apresentar print do comando e resultado)</w:t>
       </w:r>
-      <w:proofErr w:type="spellEnd"/>
+    </w:p>
+    <w:p>
+      <w:pPr>
+        <w:spacing w:after="0" w:line="240" w:lineRule="auto"/>
+        <w:rPr>
+          <w:sz w:val="24"/>
+          <w:szCs w:val="24"/>
+        </w:rPr>
+      </w:pPr>
       <w:r>
         <w:rPr>
           <w:sz w:val="24"/>
           <w:szCs w:val="24"/>
         </w:rPr>
-        <w:t xml:space="preserve"> à </w:t>
+        <w:t>14 - Envie o commit para o repositório remoto com git push origin main. (apresentar print do comando e resultado)</w:t>
       </w:r>
-      <w:proofErr w:type="spellStart"/>
+    </w:p>
+    <w:p>
+      <w:pPr>
+        <w:spacing w:after="0" w:line="240" w:lineRule="auto"/>
+        <w:rPr>
+          <w:sz w:val="24"/>
+          <w:szCs w:val="24"/>
+        </w:rPr>
+      </w:pPr>
       <w:r>
         <w:rPr>
           <w:sz w:val="24"/>
           <w:szCs w:val="24"/>
         </w:rPr>
-        <w:t>Staging</w:t>
+        <w:t>15 - Altere a classe Funcionario.php adicionando um atributo como salário ou cargo.</w:t>
       </w:r>
-      <w:proofErr w:type="spellEnd"/>
+    </w:p>
+    <w:p>
+      <w:pPr>
+        <w:spacing w:after="0" w:line="240" w:lineRule="auto"/>
+        <w:rPr>
+          <w:sz w:val="24"/>
+          <w:szCs w:val="24"/>
+        </w:rPr>
+      </w:pPr>
       <w:r>
         <w:rPr>
           <w:sz w:val="24"/>
           <w:szCs w:val="24"/>
         </w:rPr>
-        <w:t xml:space="preserve"> Area. (apresentar print do comando e resultado)</w:t>
+        <w:lastRenderedPageBreak/>
+        <w:t>16 - Verifique o status do repositório após a alteração. (apresentar print do comando e resultado)</w:t>
       </w:r>
     </w:p>
     <w:p>
@@ -722,23 +444,39 @@
           <w:sz w:val="24"/>
           <w:szCs w:val="24"/>
         </w:rPr>
-        <w:t xml:space="preserve">13 - Realize um </w:t>
+        <w:t>17 - Adicione a alteração da classe Funcionario.php à Staging Area. (apresentar print do comando e resultado)</w:t>
       </w:r>
-      <w:proofErr w:type="spellStart"/>
+    </w:p>
+    <w:p>
+      <w:pPr>
+        <w:spacing w:after="0" w:line="240" w:lineRule="auto"/>
+        <w:rPr>
+          <w:sz w:val="24"/>
+          <w:szCs w:val="24"/>
+        </w:rPr>
+      </w:pPr>
       <w:r>
         <w:rPr>
           <w:sz w:val="24"/>
           <w:szCs w:val="24"/>
         </w:rPr>
-        <w:t>commit</w:t>
+        <w:t>18 - Realize um commit registrando a alteração da classe Funcionario. (apresentar print do comando e resultado)</w:t>
       </w:r>
-      <w:proofErr w:type="spellEnd"/>
+    </w:p>
+    <w:p>
+      <w:pPr>
+        <w:spacing w:after="0" w:line="240" w:lineRule="auto"/>
+        <w:rPr>
+          <w:sz w:val="24"/>
+          <w:szCs w:val="24"/>
+        </w:rPr>
+      </w:pPr>
       <w:r>
         <w:rPr>
           <w:sz w:val="24"/>
           <w:szCs w:val="24"/>
         </w:rPr>
-        <w:t xml:space="preserve"> registrando a inclusão da classe Produto. (apresentar print do comando e resultado)</w:t>
+        <w:t>19 - Envie o commit para o repositório remoto com git push origin main. (apresentar print do comando e resultado)</w:t>
       </w:r>
     </w:p>
     <w:p>
@@ -754,359 +492,7 @@
           <w:sz w:val="24"/>
           <w:szCs w:val="24"/>
         </w:rPr>
-        <w:t xml:space="preserve">14 - Envie o </w:t>
-      </w:r>
-      <w:proofErr w:type="spellStart"/>
-      <w:r>
-        <w:rPr>
-          <w:sz w:val="24"/>
-          <w:szCs w:val="24"/>
-        </w:rPr>
-        <w:t>commit</w:t>
-      </w:r>
-      <w:proofErr w:type="spellEnd"/>
-      <w:r>
-        <w:rPr>
-          <w:sz w:val="24"/>
-          <w:szCs w:val="24"/>
-        </w:rPr>
-        <w:t xml:space="preserve"> para o repositório remoto com </w:t>
-      </w:r>
-      <w:proofErr w:type="spellStart"/>
-      <w:r>
-        <w:rPr>
-          <w:sz w:val="24"/>
-          <w:szCs w:val="24"/>
-        </w:rPr>
-        <w:t>git</w:t>
-      </w:r>
-      <w:proofErr w:type="spellEnd"/>
-      <w:r>
-        <w:rPr>
-          <w:sz w:val="24"/>
-          <w:szCs w:val="24"/>
-        </w:rPr>
-        <w:t xml:space="preserve"> </w:t>
-      </w:r>
-      <w:proofErr w:type="spellStart"/>
-      <w:r>
-        <w:rPr>
-          <w:sz w:val="24"/>
-          <w:szCs w:val="24"/>
-        </w:rPr>
-        <w:t>push</w:t>
-      </w:r>
-      <w:proofErr w:type="spellEnd"/>
-      <w:r>
-        <w:rPr>
-          <w:sz w:val="24"/>
-          <w:szCs w:val="24"/>
-        </w:rPr>
-        <w:t xml:space="preserve"> </w:t>
-      </w:r>
-      <w:proofErr w:type="spellStart"/>
-      <w:r>
-        <w:rPr>
-          <w:sz w:val="24"/>
-          <w:szCs w:val="24"/>
-        </w:rPr>
-        <w:t>origin</w:t>
-      </w:r>
-      <w:proofErr w:type="spellEnd"/>
-      <w:r>
-        <w:rPr>
-          <w:sz w:val="24"/>
-          <w:szCs w:val="24"/>
-        </w:rPr>
-        <w:t xml:space="preserve"> </w:t>
-      </w:r>
-      <w:proofErr w:type="spellStart"/>
-      <w:r>
-        <w:rPr>
-          <w:sz w:val="24"/>
-          <w:szCs w:val="24"/>
-        </w:rPr>
-        <w:t>main</w:t>
-      </w:r>
-      <w:proofErr w:type="spellEnd"/>
-      <w:r>
-        <w:rPr>
-          <w:sz w:val="24"/>
-          <w:szCs w:val="24"/>
-        </w:rPr>
-        <w:t>. (apresentar print do comando e resultado)</w:t>
-      </w:r>
-    </w:p>
-    <w:p>
-      <w:pPr>
-        <w:spacing w:after="0" w:line="240" w:lineRule="auto"/>
-        <w:rPr>
-          <w:sz w:val="24"/>
-          <w:szCs w:val="24"/>
-        </w:rPr>
-      </w:pPr>
-      <w:r>
-        <w:rPr>
-          <w:sz w:val="24"/>
-          <w:szCs w:val="24"/>
-        </w:rPr>
-        <w:t xml:space="preserve">15 - Altere a classe </w:t>
-      </w:r>
-      <w:proofErr w:type="spellStart"/>
-      <w:r>
-        <w:rPr>
-          <w:sz w:val="24"/>
-          <w:szCs w:val="24"/>
-        </w:rPr>
-        <w:t>Funcionario.php</w:t>
-      </w:r>
-      <w:proofErr w:type="spellEnd"/>
-      <w:r>
-        <w:rPr>
-          <w:sz w:val="24"/>
-          <w:szCs w:val="24"/>
-        </w:rPr>
-        <w:t xml:space="preserve"> adicionando um atributo como salário ou cargo.</w:t>
-      </w:r>
-    </w:p>
-    <w:p>
-      <w:pPr>
-        <w:spacing w:after="0" w:line="240" w:lineRule="auto"/>
-        <w:rPr>
-          <w:sz w:val="24"/>
-          <w:szCs w:val="24"/>
-        </w:rPr>
-      </w:pPr>
-      <w:r>
-        <w:rPr>
-          <w:sz w:val="24"/>
-          <w:szCs w:val="24"/>
-        </w:rPr>
-        <w:t>16 - Verifique o status do repositório após a alteração. (apresentar print do comando e resultado)</w:t>
-      </w:r>
-    </w:p>
-    <w:p>
-      <w:pPr>
-        <w:spacing w:after="0" w:line="240" w:lineRule="auto"/>
-        <w:rPr>
-          <w:sz w:val="24"/>
-          <w:szCs w:val="24"/>
-        </w:rPr>
-      </w:pPr>
-      <w:r>
-        <w:rPr>
-          <w:sz w:val="24"/>
-          <w:szCs w:val="24"/>
-        </w:rPr>
-        <w:t xml:space="preserve">17 - Adicione a alteração da classe </w:t>
-      </w:r>
-      <w:proofErr w:type="spellStart"/>
-      <w:r>
-        <w:rPr>
-          <w:sz w:val="24"/>
-          <w:szCs w:val="24"/>
-        </w:rPr>
-        <w:t>Funcionario.php</w:t>
-      </w:r>
-      <w:proofErr w:type="spellEnd"/>
-      <w:r>
-        <w:rPr>
-          <w:sz w:val="24"/>
-          <w:szCs w:val="24"/>
-        </w:rPr>
-        <w:t xml:space="preserve"> à </w:t>
-      </w:r>
-      <w:proofErr w:type="spellStart"/>
-      <w:r>
-        <w:rPr>
-          <w:sz w:val="24"/>
-          <w:szCs w:val="24"/>
-        </w:rPr>
-        <w:t>Staging</w:t>
-      </w:r>
-      <w:proofErr w:type="spellEnd"/>
-      <w:r>
-        <w:rPr>
-          <w:sz w:val="24"/>
-          <w:szCs w:val="24"/>
-        </w:rPr>
-        <w:t xml:space="preserve"> Area. (apresentar print do comando e resultado)</w:t>
-      </w:r>
-    </w:p>
-    <w:p>
-      <w:pPr>
-        <w:spacing w:after="0" w:line="240" w:lineRule="auto"/>
-        <w:rPr>
-          <w:sz w:val="24"/>
-          <w:szCs w:val="24"/>
-        </w:rPr>
-      </w:pPr>
-      <w:r>
-        <w:rPr>
-          <w:sz w:val="24"/>
-          <w:szCs w:val="24"/>
-        </w:rPr>
-        <w:t xml:space="preserve">18 - Realize um </w:t>
-      </w:r>
-      <w:proofErr w:type="spellStart"/>
-      <w:r>
-        <w:rPr>
-          <w:sz w:val="24"/>
-          <w:szCs w:val="24"/>
-        </w:rPr>
-        <w:t>commit</w:t>
-      </w:r>
-      <w:proofErr w:type="spellEnd"/>
-      <w:r>
-        <w:rPr>
-          <w:sz w:val="24"/>
-          <w:szCs w:val="24"/>
-        </w:rPr>
-        <w:t xml:space="preserve"> registrando a alteração da classe </w:t>
-      </w:r>
-      <w:proofErr w:type="spellStart"/>
-      <w:r>
-        <w:rPr>
-          <w:sz w:val="24"/>
-          <w:szCs w:val="24"/>
-        </w:rPr>
-        <w:t>Funcionario</w:t>
-      </w:r>
-      <w:proofErr w:type="spellEnd"/>
-      <w:r>
-        <w:rPr>
-          <w:sz w:val="24"/>
-          <w:szCs w:val="24"/>
-        </w:rPr>
-        <w:t>. (apresentar print do comando e resultado)</w:t>
-      </w:r>
-    </w:p>
-    <w:p>
-      <w:pPr>
-        <w:spacing w:after="0" w:line="240" w:lineRule="auto"/>
-        <w:rPr>
-          <w:sz w:val="24"/>
-          <w:szCs w:val="24"/>
-        </w:rPr>
-      </w:pPr>
-      <w:r>
-        <w:rPr>
-          <w:sz w:val="24"/>
-          <w:szCs w:val="24"/>
-        </w:rPr>
-        <w:t xml:space="preserve">19 - Envie o </w:t>
-      </w:r>
-      <w:proofErr w:type="spellStart"/>
-      <w:r>
-        <w:rPr>
-          <w:sz w:val="24"/>
-          <w:szCs w:val="24"/>
-        </w:rPr>
-        <w:t>commit</w:t>
-      </w:r>
-      <w:proofErr w:type="spellEnd"/>
-      <w:r>
-        <w:rPr>
-          <w:sz w:val="24"/>
-          <w:szCs w:val="24"/>
-        </w:rPr>
-        <w:t xml:space="preserve"> para o repositório remoto com </w:t>
-      </w:r>
-      <w:proofErr w:type="spellStart"/>
-      <w:r>
-        <w:rPr>
-          <w:sz w:val="24"/>
-          <w:szCs w:val="24"/>
-        </w:rPr>
-        <w:t>git</w:t>
-      </w:r>
-      <w:proofErr w:type="spellEnd"/>
-      <w:r>
-        <w:rPr>
-          <w:sz w:val="24"/>
-          <w:szCs w:val="24"/>
-        </w:rPr>
-        <w:t xml:space="preserve"> </w:t>
-      </w:r>
-      <w:proofErr w:type="spellStart"/>
-      <w:r>
-        <w:rPr>
-          <w:sz w:val="24"/>
-          <w:szCs w:val="24"/>
-        </w:rPr>
-        <w:t>push</w:t>
-      </w:r>
-      <w:proofErr w:type="spellEnd"/>
-      <w:r>
-        <w:rPr>
-          <w:sz w:val="24"/>
-          <w:szCs w:val="24"/>
-        </w:rPr>
-        <w:t xml:space="preserve"> </w:t>
-      </w:r>
-      <w:proofErr w:type="spellStart"/>
-      <w:r>
-        <w:rPr>
-          <w:sz w:val="24"/>
-          <w:szCs w:val="24"/>
-        </w:rPr>
-        <w:t>origin</w:t>
-      </w:r>
-      <w:proofErr w:type="spellEnd"/>
-      <w:r>
-        <w:rPr>
-          <w:sz w:val="24"/>
-          <w:szCs w:val="24"/>
-        </w:rPr>
-        <w:t xml:space="preserve"> </w:t>
-      </w:r>
-      <w:proofErr w:type="spellStart"/>
-      <w:r>
-        <w:rPr>
-          <w:sz w:val="24"/>
-          <w:szCs w:val="24"/>
-        </w:rPr>
-        <w:t>main</w:t>
-      </w:r>
-      <w:proofErr w:type="spellEnd"/>
-      <w:r>
-        <w:rPr>
-          <w:sz w:val="24"/>
-          <w:szCs w:val="24"/>
-        </w:rPr>
-        <w:t>. (apresentar print do comando e resultado)</w:t>
-      </w:r>
-    </w:p>
-    <w:p>
-      <w:pPr>
-        <w:spacing w:after="0" w:line="240" w:lineRule="auto"/>
-        <w:rPr>
-          <w:sz w:val="24"/>
-          <w:szCs w:val="24"/>
-        </w:rPr>
-      </w:pPr>
-      <w:r>
-        <w:rPr>
-          <w:sz w:val="24"/>
-          <w:szCs w:val="24"/>
-        </w:rPr>
-        <w:t xml:space="preserve">20 - Crie a classe </w:t>
-      </w:r>
-      <w:proofErr w:type="spellStart"/>
-      <w:r>
-        <w:rPr>
-          <w:sz w:val="24"/>
-          <w:szCs w:val="24"/>
-        </w:rPr>
-        <w:t>OrdemProducao.php</w:t>
-      </w:r>
-      <w:proofErr w:type="spellEnd"/>
-      <w:r>
-        <w:rPr>
-          <w:sz w:val="24"/>
-          <w:szCs w:val="24"/>
-        </w:rPr>
-        <w:t>, representando ordens de produção da indústria.</w:t>
+        <w:t>20 - Crie a classe OrdemProducao.php, representando ordens de produção da indústria.</w:t>
       </w:r>
     </w:p>
     <w:p>
@@ -1138,232 +524,55 @@
           <w:sz w:val="24"/>
           <w:szCs w:val="24"/>
         </w:rPr>
-        <w:t xml:space="preserve">22 - Adicione a classe </w:t>
+        <w:t>22 - Adicione a classe OrdemProducao.php à Staging Area. (apresentar print do comando e resultado)</w:t>
       </w:r>
-      <w:proofErr w:type="spellStart"/>
+    </w:p>
+    <w:p>
+      <w:pPr>
+        <w:spacing w:after="0" w:line="240" w:lineRule="auto"/>
+        <w:rPr>
+          <w:sz w:val="24"/>
+          <w:szCs w:val="24"/>
+        </w:rPr>
+      </w:pPr>
       <w:r>
         <w:rPr>
           <w:sz w:val="24"/>
           <w:szCs w:val="24"/>
         </w:rPr>
-        <w:t>OrdemProducao.php</w:t>
+        <w:t>23 - Realize um commit registrando a inclusão da classe OrdemProducao. (apresentar print do comando e resultado)</w:t>
       </w:r>
-      <w:proofErr w:type="spellEnd"/>
+    </w:p>
+    <w:p>
+      <w:pPr>
+        <w:spacing w:after="0" w:line="240" w:lineRule="auto"/>
+        <w:rPr>
+          <w:sz w:val="24"/>
+          <w:szCs w:val="24"/>
+        </w:rPr>
+      </w:pPr>
       <w:r>
         <w:rPr>
           <w:sz w:val="24"/>
           <w:szCs w:val="24"/>
         </w:rPr>
-        <w:t xml:space="preserve"> à </w:t>
+        <w:t>24 - Envie o commit para o repositório remoto com git push origin main. (apresentar print do comando e resultado)</w:t>
       </w:r>
-      <w:proofErr w:type="spellStart"/>
+    </w:p>
+    <w:p>
+      <w:pPr>
+        <w:spacing w:after="0" w:line="240" w:lineRule="auto"/>
+        <w:rPr>
+          <w:sz w:val="24"/>
+          <w:szCs w:val="24"/>
+        </w:rPr>
+      </w:pPr>
       <w:r>
         <w:rPr>
           <w:sz w:val="24"/>
           <w:szCs w:val="24"/>
         </w:rPr>
-        <w:t>Staging</w:t>
-      </w:r>
-      <w:proofErr w:type="spellEnd"/>
-      <w:r>
-        <w:rPr>
-          <w:sz w:val="24"/>
-          <w:szCs w:val="24"/>
-        </w:rPr>
-        <w:t xml:space="preserve"> Area. (apresentar print do comando e resultado)</w:t>
-      </w:r>
-    </w:p>
-    <w:p>
-      <w:pPr>
-        <w:spacing w:after="0" w:line="240" w:lineRule="auto"/>
-        <w:rPr>
-          <w:sz w:val="24"/>
-          <w:szCs w:val="24"/>
-        </w:rPr>
-      </w:pPr>
-      <w:r>
-        <w:rPr>
-          <w:sz w:val="24"/>
-          <w:szCs w:val="24"/>
-        </w:rPr>
-        <w:lastRenderedPageBreak/>
-        <w:t xml:space="preserve">23 - Realize um </w:t>
-      </w:r>
-      <w:proofErr w:type="spellStart"/>
-      <w:r>
-        <w:rPr>
-          <w:sz w:val="24"/>
-          <w:szCs w:val="24"/>
-        </w:rPr>
-        <w:t>commit</w:t>
-      </w:r>
-      <w:proofErr w:type="spellEnd"/>
-      <w:r>
-        <w:rPr>
-          <w:sz w:val="24"/>
-          <w:szCs w:val="24"/>
-        </w:rPr>
-        <w:t xml:space="preserve"> registrando a inclusão da classe </w:t>
-      </w:r>
-      <w:proofErr w:type="spellStart"/>
-      <w:r>
-        <w:rPr>
-          <w:sz w:val="24"/>
-          <w:szCs w:val="24"/>
-        </w:rPr>
-        <w:t>OrdemProducao</w:t>
-      </w:r>
-      <w:proofErr w:type="spellEnd"/>
-      <w:r>
-        <w:rPr>
-          <w:sz w:val="24"/>
-          <w:szCs w:val="24"/>
-        </w:rPr>
-        <w:t>. (apresentar print do comando e resultado)</w:t>
-      </w:r>
-    </w:p>
-    <w:p>
-      <w:pPr>
-        <w:spacing w:after="0" w:line="240" w:lineRule="auto"/>
-        <w:rPr>
-          <w:sz w:val="24"/>
-          <w:szCs w:val="24"/>
-        </w:rPr>
-      </w:pPr>
-      <w:r>
-        <w:rPr>
-          <w:sz w:val="24"/>
-          <w:szCs w:val="24"/>
-        </w:rPr>
-        <w:t xml:space="preserve">24 - Envie o </w:t>
-      </w:r>
-      <w:proofErr w:type="spellStart"/>
-      <w:r>
-        <w:rPr>
-          <w:sz w:val="24"/>
-          <w:szCs w:val="24"/>
-        </w:rPr>
-        <w:t>commit</w:t>
-      </w:r>
-      <w:proofErr w:type="spellEnd"/>
-      <w:r>
-        <w:rPr>
-          <w:sz w:val="24"/>
-          <w:szCs w:val="24"/>
-        </w:rPr>
-        <w:t xml:space="preserve"> para o repositório remoto com </w:t>
-      </w:r>
-      <w:proofErr w:type="spellStart"/>
-      <w:r>
-        <w:rPr>
-          <w:sz w:val="24"/>
-          <w:szCs w:val="24"/>
-        </w:rPr>
-        <w:t>git</w:t>
-      </w:r>
-      <w:proofErr w:type="spellEnd"/>
-      <w:r>
-        <w:rPr>
-          <w:sz w:val="24"/>
-          <w:szCs w:val="24"/>
-        </w:rPr>
-        <w:t xml:space="preserve"> </w:t>
-      </w:r>
-      <w:proofErr w:type="spellStart"/>
-      <w:r>
-        <w:rPr>
-          <w:sz w:val="24"/>
-          <w:szCs w:val="24"/>
-        </w:rPr>
-        <w:t>push</w:t>
-      </w:r>
-      <w:proofErr w:type="spellEnd"/>
-      <w:r>
-        <w:rPr>
-          <w:sz w:val="24"/>
-          <w:szCs w:val="24"/>
-        </w:rPr>
-        <w:t xml:space="preserve"> </w:t>
-      </w:r>
-      <w:proofErr w:type="spellStart"/>
-      <w:r>
-        <w:rPr>
-          <w:sz w:val="24"/>
-          <w:szCs w:val="24"/>
-        </w:rPr>
-        <w:t>origin</w:t>
-      </w:r>
-      <w:proofErr w:type="spellEnd"/>
-      <w:r>
-        <w:rPr>
-          <w:sz w:val="24"/>
-          <w:szCs w:val="24"/>
-        </w:rPr>
-        <w:t xml:space="preserve"> </w:t>
-      </w:r>
-      <w:proofErr w:type="spellStart"/>
-      <w:r>
-        <w:rPr>
-          <w:sz w:val="24"/>
-          <w:szCs w:val="24"/>
-        </w:rPr>
-        <w:t>main</w:t>
-      </w:r>
-      <w:proofErr w:type="spellEnd"/>
-      <w:r>
-        <w:rPr>
-          <w:sz w:val="24"/>
-          <w:szCs w:val="24"/>
-        </w:rPr>
-        <w:t>. (apresentar print do comando e resultado)</w:t>
-      </w:r>
-    </w:p>
-    <w:p>
-      <w:pPr>
-        <w:spacing w:after="0" w:line="240" w:lineRule="auto"/>
-        <w:rPr>
-          <w:sz w:val="24"/>
-          <w:szCs w:val="24"/>
-        </w:rPr>
-      </w:pPr>
-      <w:r>
-        <w:rPr>
-          <w:sz w:val="24"/>
-          <w:szCs w:val="24"/>
-        </w:rPr>
-        <w:t xml:space="preserve">25 - Altere as classes </w:t>
-      </w:r>
-      <w:proofErr w:type="spellStart"/>
-      <w:r>
-        <w:rPr>
-          <w:sz w:val="24"/>
-          <w:szCs w:val="24"/>
-        </w:rPr>
-        <w:t>Funcionario.php</w:t>
-      </w:r>
-      <w:proofErr w:type="spellEnd"/>
-      <w:r>
-        <w:rPr>
-          <w:sz w:val="24"/>
-          <w:szCs w:val="24"/>
-        </w:rPr>
-        <w:t xml:space="preserve"> e </w:t>
-      </w:r>
-      <w:proofErr w:type="spellStart"/>
-      <w:r>
-        <w:rPr>
-          <w:sz w:val="24"/>
-          <w:szCs w:val="24"/>
-        </w:rPr>
-        <w:t>Produto.php</w:t>
-      </w:r>
-      <w:proofErr w:type="spellEnd"/>
-      <w:r>
-        <w:rPr>
-          <w:sz w:val="24"/>
-          <w:szCs w:val="24"/>
-        </w:rPr>
-        <w:t>, adicionando novos atributos ou métodos.</w:t>
+        <w:t>25 - Altere as classes Funcionario.php e Produto.php, adicionando novos atributos ou métodos.</w:t>
       </w:r>
     </w:p>
     <w:p>
@@ -1395,256 +604,55 @@
           <w:sz w:val="24"/>
           <w:szCs w:val="24"/>
         </w:rPr>
-        <w:t xml:space="preserve">27 - Adicione todas as alterações utilizando </w:t>
+        <w:t>27 - Adicione todas as alterações utilizando git add . (apresentar print do comando e resultado)</w:t>
       </w:r>
-      <w:proofErr w:type="spellStart"/>
+    </w:p>
+    <w:p>
+      <w:pPr>
+        <w:spacing w:after="0" w:line="240" w:lineRule="auto"/>
+        <w:rPr>
+          <w:sz w:val="24"/>
+          <w:szCs w:val="24"/>
+        </w:rPr>
+      </w:pPr>
       <w:r>
         <w:rPr>
           <w:sz w:val="24"/>
           <w:szCs w:val="24"/>
         </w:rPr>
-        <w:t>git</w:t>
+        <w:t>28 - Realize um commit registrando todas as alterações realizadas no sistema da indústria. (apresentar print do comando e resultado)</w:t>
       </w:r>
-      <w:proofErr w:type="spellEnd"/>
+    </w:p>
+    <w:p>
+      <w:pPr>
+        <w:spacing w:after="0" w:line="240" w:lineRule="auto"/>
+        <w:rPr>
+          <w:sz w:val="24"/>
+          <w:szCs w:val="24"/>
+        </w:rPr>
+      </w:pPr>
       <w:r>
         <w:rPr>
           <w:sz w:val="24"/>
           <w:szCs w:val="24"/>
         </w:rPr>
-        <w:t xml:space="preserve"> </w:t>
+        <w:t>29 - Envie o commit final para o repositório remoto com git push origin main. (apresentar print do comando e resultado)</w:t>
       </w:r>
-      <w:proofErr w:type="spellStart"/>
-      <w:proofErr w:type="gramStart"/>
+    </w:p>
+    <w:p>
+      <w:pPr>
+        <w:spacing w:after="0" w:line="240" w:lineRule="auto"/>
+        <w:rPr>
+          <w:sz w:val="24"/>
+          <w:szCs w:val="24"/>
+        </w:rPr>
+      </w:pPr>
       <w:r>
         <w:rPr>
           <w:sz w:val="24"/>
           <w:szCs w:val="24"/>
         </w:rPr>
-        <w:t>add</w:t>
-      </w:r>
-      <w:proofErr w:type="spellEnd"/>
-      <w:r>
-        <w:rPr>
-          <w:sz w:val="24"/>
-          <w:szCs w:val="24"/>
-        </w:rPr>
-        <w:t xml:space="preserve"> .</w:t>
-      </w:r>
-      <w:proofErr w:type="gramEnd"/>
-      <w:r>
-        <w:rPr>
-          <w:sz w:val="24"/>
-          <w:szCs w:val="24"/>
-        </w:rPr>
-        <w:t xml:space="preserve"> (apresentar print do comando e resultado)</w:t>
-      </w:r>
-    </w:p>
-    <w:p>
-      <w:pPr>
-        <w:spacing w:after="0" w:line="240" w:lineRule="auto"/>
-        <w:rPr>
-          <w:sz w:val="24"/>
-          <w:szCs w:val="24"/>
-        </w:rPr>
-      </w:pPr>
-      <w:r>
-        <w:rPr>
-          <w:sz w:val="24"/>
-          <w:szCs w:val="24"/>
-        </w:rPr>
-        <w:t xml:space="preserve">28 - Realize um </w:t>
-      </w:r>
-      <w:proofErr w:type="spellStart"/>
-      <w:r>
-        <w:rPr>
-          <w:sz w:val="24"/>
-          <w:szCs w:val="24"/>
-        </w:rPr>
-        <w:t>commit</w:t>
-      </w:r>
-      <w:proofErr w:type="spellEnd"/>
-      <w:r>
-        <w:rPr>
-          <w:sz w:val="24"/>
-          <w:szCs w:val="24"/>
-        </w:rPr>
-        <w:t xml:space="preserve"> registrando todas as alterações realizadas no sistema da indústria. (apresentar print do comando e resultado)</w:t>
-      </w:r>
-    </w:p>
-    <w:p>
-      <w:pPr>
-        <w:spacing w:after="0" w:line="240" w:lineRule="auto"/>
-        <w:rPr>
-          <w:sz w:val="24"/>
-          <w:szCs w:val="24"/>
-        </w:rPr>
-      </w:pPr>
-      <w:r>
-        <w:rPr>
-          <w:sz w:val="24"/>
-          <w:szCs w:val="24"/>
-        </w:rPr>
-        <w:t xml:space="preserve">29 - Envie o </w:t>
-      </w:r>
-      <w:proofErr w:type="spellStart"/>
-      <w:r>
-        <w:rPr>
-          <w:sz w:val="24"/>
-          <w:szCs w:val="24"/>
-        </w:rPr>
-        <w:t>commit</w:t>
-      </w:r>
-      <w:proofErr w:type="spellEnd"/>
-      <w:r>
-        <w:rPr>
-          <w:sz w:val="24"/>
-          <w:szCs w:val="24"/>
-        </w:rPr>
-        <w:t xml:space="preserve"> final para o repositório remoto com </w:t>
-      </w:r>
-      <w:proofErr w:type="spellStart"/>
-      <w:r>
-        <w:rPr>
-          <w:sz w:val="24"/>
-          <w:szCs w:val="24"/>
-        </w:rPr>
-        <w:t>git</w:t>
-      </w:r>
-      <w:proofErr w:type="spellEnd"/>
-      <w:r>
-        <w:rPr>
-          <w:sz w:val="24"/>
-          <w:szCs w:val="24"/>
-        </w:rPr>
-        <w:t xml:space="preserve"> </w:t>
-      </w:r>
-      <w:proofErr w:type="spellStart"/>
-      <w:r>
-        <w:rPr>
-          <w:sz w:val="24"/>
-          <w:szCs w:val="24"/>
-        </w:rPr>
-        <w:t>push</w:t>
-      </w:r>
-      <w:proofErr w:type="spellEnd"/>
-      <w:r>
-        <w:rPr>
-          <w:sz w:val="24"/>
-          <w:szCs w:val="24"/>
-        </w:rPr>
-        <w:t xml:space="preserve"> </w:t>
-      </w:r>
-      <w:proofErr w:type="spellStart"/>
-      <w:r>
-        <w:rPr>
-          <w:sz w:val="24"/>
-          <w:szCs w:val="24"/>
-        </w:rPr>
-        <w:t>origin</w:t>
-      </w:r>
-      <w:proofErr w:type="spellEnd"/>
-      <w:r>
-        <w:rPr>
-          <w:sz w:val="24"/>
-          <w:szCs w:val="24"/>
-        </w:rPr>
-        <w:t xml:space="preserve"> </w:t>
-      </w:r>
-      <w:proofErr w:type="spellStart"/>
-      <w:r>
-        <w:rPr>
-          <w:sz w:val="24"/>
-          <w:szCs w:val="24"/>
-        </w:rPr>
-        <w:t>main</w:t>
-      </w:r>
-      <w:proofErr w:type="spellEnd"/>
-      <w:r>
-        <w:rPr>
-          <w:sz w:val="24"/>
-          <w:szCs w:val="24"/>
-        </w:rPr>
-        <w:t>. (apresentar print do comando e resultado)</w:t>
-      </w:r>
-    </w:p>
-    <w:p>
-      <w:pPr>
-        <w:spacing w:after="0" w:line="240" w:lineRule="auto"/>
-        <w:rPr>
-          <w:sz w:val="24"/>
-          <w:szCs w:val="24"/>
-        </w:rPr>
-      </w:pPr>
-      <w:r>
-        <w:rPr>
-          <w:sz w:val="24"/>
-          <w:szCs w:val="24"/>
-        </w:rPr>
-        <w:t xml:space="preserve">30 - Exiba o histórico de </w:t>
-      </w:r>
-      <w:proofErr w:type="spellStart"/>
-      <w:r>
-        <w:rPr>
-          <w:sz w:val="24"/>
-          <w:szCs w:val="24"/>
-        </w:rPr>
-        <w:t>commits</w:t>
-      </w:r>
-      <w:proofErr w:type="spellEnd"/>
-      <w:r>
-        <w:rPr>
-          <w:sz w:val="24"/>
-          <w:szCs w:val="24"/>
-        </w:rPr>
-        <w:t xml:space="preserve"> utilizando </w:t>
-      </w:r>
-      <w:proofErr w:type="spellStart"/>
-      <w:r>
-        <w:rPr>
-          <w:sz w:val="24"/>
-          <w:szCs w:val="24"/>
-        </w:rPr>
-        <w:t>git</w:t>
-      </w:r>
-      <w:proofErr w:type="spellEnd"/>
-      <w:r>
-        <w:rPr>
-          <w:sz w:val="24"/>
-          <w:szCs w:val="24"/>
-        </w:rPr>
-        <w:t xml:space="preserve"> log e </w:t>
-      </w:r>
-      <w:proofErr w:type="spellStart"/>
-      <w:r>
-        <w:rPr>
-          <w:sz w:val="24"/>
-          <w:szCs w:val="24"/>
-        </w:rPr>
-        <w:t>git</w:t>
-      </w:r>
-      <w:proofErr w:type="spellEnd"/>
-      <w:r>
-        <w:rPr>
-          <w:sz w:val="24"/>
-          <w:szCs w:val="24"/>
-        </w:rPr>
-        <w:t xml:space="preserve"> log --</w:t>
-      </w:r>
-      <w:proofErr w:type="spellStart"/>
-      <w:r>
-        <w:rPr>
-          <w:sz w:val="24"/>
-          <w:szCs w:val="24"/>
-        </w:rPr>
-        <w:t>oneline</w:t>
-      </w:r>
-      <w:proofErr w:type="spellEnd"/>
-      <w:r>
-        <w:rPr>
-          <w:sz w:val="24"/>
-          <w:szCs w:val="24"/>
-        </w:rPr>
-        <w:t>, comparando a evolução do projeto. (apresentar print do comando e resultado)</w:t>
+        <w:t>30 - Exiba o histórico de commits utilizando git log e git log --oneline, comparando a evolução do projeto. (apresentar print do comando e resultado)</w:t>
       </w:r>
     </w:p>
     <w:p>
@@ -1659,7 +667,7 @@
       </w:pPr>
     </w:p>
     <w:sectPr>
-      <w:headerReference w:type="default" r:id="rId7"/>
+      <w:headerReference w:type="default" r:id="rId8"/>
       <w:pgSz w:w="11906" w:h="16838"/>
       <w:pgMar w:top="1417" w:right="1701" w:bottom="1417" w:left="1701" w:header="708" w:footer="708" w:gutter="0"/>
       <w:cols w:space="708"/>
@@ -7941,6 +6949,7 @@
   <w:style w:type="character" w:default="1" w:styleId="Fontepargpadro">
     <w:name w:val="Default Paragraph Font"/>
     <w:uiPriority w:val="1"/>
+    <w:semiHidden/>
     <w:unhideWhenUsed/>
   </w:style>
   <w:style w:type="table" w:default="1" w:styleId="Tabelanormal">

--- a/Desenvolvimento de Sistemas/2 - GIT Atividade orientada.docx
+++ b/Desenvolvimento de Sistemas/2 - GIT Atividade orientada.docx
@@ -103,8 +103,19 @@
           <w:sz w:val="24"/>
           <w:szCs w:val="24"/>
         </w:rPr>
-        <w:t>Atividade – Controle de Versão com Git</w:t>
-      </w:r>
+        <w:t xml:space="preserve">Atividade – Controle de Versão com </w:t>
+      </w:r>
+      <w:proofErr w:type="spellStart"/>
+      <w:r>
+        <w:rPr>
+          <w:b/>
+          <w:bCs/>
+          <w:sz w:val="24"/>
+          <w:szCs w:val="24"/>
+        </w:rPr>
+        <w:t>Git</w:t>
+      </w:r>
+      <w:proofErr w:type="spellEnd"/>
     </w:p>
     <w:p>
       <w:pPr>
@@ -119,7 +130,39 @@
           <w:sz w:val="24"/>
           <w:szCs w:val="24"/>
         </w:rPr>
-        <w:t>1 - Crie uma pasta chamada atividade-git e inicialize um repositório Git nela.</w:t>
+        <w:t>1 - Crie uma pasta chamada atividade-</w:t>
+      </w:r>
+      <w:proofErr w:type="spellStart"/>
+      <w:r>
+        <w:rPr>
+          <w:sz w:val="24"/>
+          <w:szCs w:val="24"/>
+        </w:rPr>
+        <w:t>git</w:t>
+      </w:r>
+      <w:proofErr w:type="spellEnd"/>
+      <w:r>
+        <w:rPr>
+          <w:sz w:val="24"/>
+          <w:szCs w:val="24"/>
+        </w:rPr>
+        <w:t xml:space="preserve"> e inicialize um repositório </w:t>
+      </w:r>
+      <w:proofErr w:type="spellStart"/>
+      <w:r>
+        <w:rPr>
+          <w:sz w:val="24"/>
+          <w:szCs w:val="24"/>
+        </w:rPr>
+        <w:t>Git</w:t>
+      </w:r>
+      <w:proofErr w:type="spellEnd"/>
+      <w:r>
+        <w:rPr>
+          <w:sz w:val="24"/>
+          <w:szCs w:val="24"/>
+        </w:rPr>
+        <w:t xml:space="preserve"> nela.</w:t>
       </w:r>
     </w:p>
     <w:p>
@@ -139,8 +182,18 @@
           <w:szCs w:val="24"/>
         </w:rPr>
       </w:pPr>
-      <w:r>
-        <w:rPr>
+    </w:p>
+    <w:p>
+      <w:pPr>
+        <w:spacing w:after="0" w:line="240" w:lineRule="auto"/>
+        <w:rPr>
+          <w:sz w:val="24"/>
+          <w:szCs w:val="24"/>
+        </w:rPr>
+      </w:pPr>
+      <w:r>
+        <w:rPr>
+          <w:noProof/>
           <w:sz w:val="24"/>
           <w:szCs w:val="24"/>
         </w:rPr>
@@ -203,7 +256,23 @@
           <w:sz w:val="24"/>
           <w:szCs w:val="24"/>
         </w:rPr>
-        <w:t>2 - Crie uma estrutura de projeto PHP simulando uma indústria, com a pasta src/.</w:t>
+        <w:t xml:space="preserve">2 - Crie uma estrutura de projeto PHP simulando uma indústria, com a pasta </w:t>
+      </w:r>
+      <w:proofErr w:type="spellStart"/>
+      <w:r>
+        <w:rPr>
+          <w:sz w:val="24"/>
+          <w:szCs w:val="24"/>
+        </w:rPr>
+        <w:t>src</w:t>
+      </w:r>
+      <w:proofErr w:type="spellEnd"/>
+      <w:r>
+        <w:rPr>
+          <w:sz w:val="24"/>
+          <w:szCs w:val="24"/>
+        </w:rPr>
+        <w:t>/.</w:t>
       </w:r>
     </w:p>
     <w:p>
@@ -219,7 +288,23 @@
           <w:sz w:val="24"/>
           <w:szCs w:val="24"/>
         </w:rPr>
-        <w:t>3 - Crie um repositório remoto no GitHub chamado atividade-git e copie a URL do repositório.</w:t>
+        <w:t>3 - Crie um repositório remoto no GitHub chamado atividade-</w:t>
+      </w:r>
+      <w:proofErr w:type="spellStart"/>
+      <w:r>
+        <w:rPr>
+          <w:sz w:val="24"/>
+          <w:szCs w:val="24"/>
+        </w:rPr>
+        <w:t>git</w:t>
+      </w:r>
+      <w:proofErr w:type="spellEnd"/>
+      <w:r>
+        <w:rPr>
+          <w:sz w:val="24"/>
+          <w:szCs w:val="24"/>
+        </w:rPr>
+        <w:t xml:space="preserve"> e copie a URL do repositório.</w:t>
       </w:r>
     </w:p>
     <w:p>
@@ -235,7 +320,55 @@
           <w:sz w:val="24"/>
           <w:szCs w:val="24"/>
         </w:rPr>
-        <w:t>4 - Conecte o repositório local ao remoto utilizando git remote add origin. (apresentar print do comando e resultado)</w:t>
+        <w:t xml:space="preserve">4 - Conecte o repositório local ao remoto utilizando </w:t>
+      </w:r>
+      <w:proofErr w:type="spellStart"/>
+      <w:r>
+        <w:rPr>
+          <w:sz w:val="24"/>
+          <w:szCs w:val="24"/>
+        </w:rPr>
+        <w:t>git</w:t>
+      </w:r>
+      <w:proofErr w:type="spellEnd"/>
+      <w:r>
+        <w:rPr>
+          <w:sz w:val="24"/>
+          <w:szCs w:val="24"/>
+        </w:rPr>
+        <w:t xml:space="preserve"> </w:t>
+      </w:r>
+      <w:proofErr w:type="spellStart"/>
+      <w:r>
+        <w:rPr>
+          <w:sz w:val="24"/>
+          <w:szCs w:val="24"/>
+        </w:rPr>
+        <w:t>remote</w:t>
+      </w:r>
+      <w:proofErr w:type="spellEnd"/>
+      <w:r>
+        <w:rPr>
+          <w:sz w:val="24"/>
+          <w:szCs w:val="24"/>
+        </w:rPr>
+        <w:t xml:space="preserve"> </w:t>
+      </w:r>
+      <w:proofErr w:type="spellStart"/>
+      <w:r>
+        <w:rPr>
+          <w:sz w:val="24"/>
+          <w:szCs w:val="24"/>
+        </w:rPr>
+        <w:t>add</w:t>
+      </w:r>
+      <w:proofErr w:type="spellEnd"/>
+      <w:r>
+        <w:rPr>
+          <w:sz w:val="24"/>
+          <w:szCs w:val="24"/>
+        </w:rPr>
+        <w:t xml:space="preserve"> origin. (apresentar print do comando e resultado)</w:t>
       </w:r>
     </w:p>
     <w:p>
@@ -251,7 +384,39 @@
           <w:sz w:val="24"/>
           <w:szCs w:val="24"/>
         </w:rPr>
-        <w:t>5 - Crie a classe Funcionario.php dentro da pasta src/, representando um funcionário da indústria.</w:t>
+        <w:t xml:space="preserve">5 - Crie a classe </w:t>
+      </w:r>
+      <w:proofErr w:type="spellStart"/>
+      <w:r>
+        <w:rPr>
+          <w:sz w:val="24"/>
+          <w:szCs w:val="24"/>
+        </w:rPr>
+        <w:t>Funcionario.php</w:t>
+      </w:r>
+      <w:proofErr w:type="spellEnd"/>
+      <w:r>
+        <w:rPr>
+          <w:sz w:val="24"/>
+          <w:szCs w:val="24"/>
+        </w:rPr>
+        <w:t xml:space="preserve"> dentro da pasta </w:t>
+      </w:r>
+      <w:proofErr w:type="spellStart"/>
+      <w:r>
+        <w:rPr>
+          <w:sz w:val="24"/>
+          <w:szCs w:val="24"/>
+        </w:rPr>
+        <w:t>src</w:t>
+      </w:r>
+      <w:proofErr w:type="spellEnd"/>
+      <w:r>
+        <w:rPr>
+          <w:sz w:val="24"/>
+          <w:szCs w:val="24"/>
+        </w:rPr>
+        <w:t>/, representando um funcionário da indústria.</w:t>
       </w:r>
     </w:p>
     <w:p>
@@ -267,7 +432,23 @@
           <w:sz w:val="24"/>
           <w:szCs w:val="24"/>
         </w:rPr>
-        <w:t>6 - Verifique o status do repositório utilizando git status. (apresentar print do comando e resultado)</w:t>
+        <w:t xml:space="preserve">6 - Verifique o status do repositório utilizando </w:t>
+      </w:r>
+      <w:proofErr w:type="spellStart"/>
+      <w:r>
+        <w:rPr>
+          <w:sz w:val="24"/>
+          <w:szCs w:val="24"/>
+        </w:rPr>
+        <w:t>git</w:t>
+      </w:r>
+      <w:proofErr w:type="spellEnd"/>
+      <w:r>
+        <w:rPr>
+          <w:sz w:val="24"/>
+          <w:szCs w:val="24"/>
+        </w:rPr>
+        <w:t xml:space="preserve"> status. (apresentar print do comando e resultado)</w:t>
       </w:r>
     </w:p>
     <w:p>
@@ -283,7 +464,71 @@
           <w:sz w:val="24"/>
           <w:szCs w:val="24"/>
         </w:rPr>
-        <w:t>7 - Adicione o arquivo Funcionario.php à Staging Area com git add. (apresentar print do comando e resultado)</w:t>
+        <w:t xml:space="preserve">7 - Adicione o arquivo </w:t>
+      </w:r>
+      <w:proofErr w:type="spellStart"/>
+      <w:r>
+        <w:rPr>
+          <w:sz w:val="24"/>
+          <w:szCs w:val="24"/>
+        </w:rPr>
+        <w:t>Funcionario.php</w:t>
+      </w:r>
+      <w:proofErr w:type="spellEnd"/>
+      <w:r>
+        <w:rPr>
+          <w:sz w:val="24"/>
+          <w:szCs w:val="24"/>
+        </w:rPr>
+        <w:t xml:space="preserve"> à </w:t>
+      </w:r>
+      <w:proofErr w:type="spellStart"/>
+      <w:r>
+        <w:rPr>
+          <w:sz w:val="24"/>
+          <w:szCs w:val="24"/>
+        </w:rPr>
+        <w:t>Staging</w:t>
+      </w:r>
+      <w:proofErr w:type="spellEnd"/>
+      <w:r>
+        <w:rPr>
+          <w:sz w:val="24"/>
+          <w:szCs w:val="24"/>
+        </w:rPr>
+        <w:t xml:space="preserve"> Area com </w:t>
+      </w:r>
+      <w:proofErr w:type="spellStart"/>
+      <w:r>
+        <w:rPr>
+          <w:sz w:val="24"/>
+          <w:szCs w:val="24"/>
+        </w:rPr>
+        <w:t>git</w:t>
+      </w:r>
+      <w:proofErr w:type="spellEnd"/>
+      <w:r>
+        <w:rPr>
+          <w:sz w:val="24"/>
+          <w:szCs w:val="24"/>
+        </w:rPr>
+        <w:t xml:space="preserve"> </w:t>
+      </w:r>
+      <w:proofErr w:type="spellStart"/>
+      <w:r>
+        <w:rPr>
+          <w:sz w:val="24"/>
+          <w:szCs w:val="24"/>
+        </w:rPr>
+        <w:t>add</w:t>
+      </w:r>
+      <w:proofErr w:type="spellEnd"/>
+      <w:r>
+        <w:rPr>
+          <w:sz w:val="24"/>
+          <w:szCs w:val="24"/>
+        </w:rPr>
+        <w:t>. (apresentar print do comando e resultado)</w:t>
       </w:r>
     </w:p>
     <w:p>
@@ -299,7 +544,39 @@
           <w:sz w:val="24"/>
           <w:szCs w:val="24"/>
         </w:rPr>
-        <w:t>8 - Realize o commit inicial com a criação da classe Funcionario. (apresentar print do comando e resultado)</w:t>
+        <w:t xml:space="preserve">8 - Realize o </w:t>
+      </w:r>
+      <w:proofErr w:type="spellStart"/>
+      <w:r>
+        <w:rPr>
+          <w:sz w:val="24"/>
+          <w:szCs w:val="24"/>
+        </w:rPr>
+        <w:t>commit</w:t>
+      </w:r>
+      <w:proofErr w:type="spellEnd"/>
+      <w:r>
+        <w:rPr>
+          <w:sz w:val="24"/>
+          <w:szCs w:val="24"/>
+        </w:rPr>
+        <w:t xml:space="preserve"> inicial com a criação da classe </w:t>
+      </w:r>
+      <w:proofErr w:type="spellStart"/>
+      <w:r>
+        <w:rPr>
+          <w:sz w:val="24"/>
+          <w:szCs w:val="24"/>
+        </w:rPr>
+        <w:t>Funcionario</w:t>
+      </w:r>
+      <w:proofErr w:type="spellEnd"/>
+      <w:r>
+        <w:rPr>
+          <w:sz w:val="24"/>
+          <w:szCs w:val="24"/>
+        </w:rPr>
+        <w:t>. (apresentar print do comando e resultado)</w:t>
       </w:r>
     </w:p>
     <w:p>
@@ -315,7 +592,87 @@
           <w:sz w:val="24"/>
           <w:szCs w:val="24"/>
         </w:rPr>
-        <w:t>9 - Envie o commit para o repositório remoto com git push origin main. (apresentar print do comando e resultado)</w:t>
+        <w:t xml:space="preserve">9 - Envie o </w:t>
+      </w:r>
+      <w:proofErr w:type="spellStart"/>
+      <w:r>
+        <w:rPr>
+          <w:sz w:val="24"/>
+          <w:szCs w:val="24"/>
+        </w:rPr>
+        <w:t>commit</w:t>
+      </w:r>
+      <w:proofErr w:type="spellEnd"/>
+      <w:r>
+        <w:rPr>
+          <w:sz w:val="24"/>
+          <w:szCs w:val="24"/>
+        </w:rPr>
+        <w:t xml:space="preserve"> para o repositório remoto com </w:t>
+      </w:r>
+      <w:proofErr w:type="spellStart"/>
+      <w:r>
+        <w:rPr>
+          <w:sz w:val="24"/>
+          <w:szCs w:val="24"/>
+        </w:rPr>
+        <w:t>git</w:t>
+      </w:r>
+      <w:proofErr w:type="spellEnd"/>
+      <w:r>
+        <w:rPr>
+          <w:sz w:val="24"/>
+          <w:szCs w:val="24"/>
+        </w:rPr>
+        <w:t xml:space="preserve"> </w:t>
+      </w:r>
+      <w:proofErr w:type="spellStart"/>
+      <w:r>
+        <w:rPr>
+          <w:sz w:val="24"/>
+          <w:szCs w:val="24"/>
+        </w:rPr>
+        <w:t>push</w:t>
+      </w:r>
+      <w:proofErr w:type="spellEnd"/>
+      <w:r>
+        <w:rPr>
+          <w:sz w:val="24"/>
+          <w:szCs w:val="24"/>
+        </w:rPr>
+        <w:t xml:space="preserve"> </w:t>
+      </w:r>
+      <w:proofErr w:type="spellStart"/>
+      <w:r>
+        <w:rPr>
+          <w:sz w:val="24"/>
+          <w:szCs w:val="24"/>
+        </w:rPr>
+        <w:t>origin</w:t>
+      </w:r>
+      <w:proofErr w:type="spellEnd"/>
+      <w:r>
+        <w:rPr>
+          <w:sz w:val="24"/>
+          <w:szCs w:val="24"/>
+        </w:rPr>
+        <w:t xml:space="preserve"> </w:t>
+      </w:r>
+      <w:proofErr w:type="spellStart"/>
+      <w:r>
+        <w:rPr>
+          <w:sz w:val="24"/>
+          <w:szCs w:val="24"/>
+        </w:rPr>
+        <w:t>main</w:t>
+      </w:r>
+      <w:proofErr w:type="spellEnd"/>
+      <w:r>
+        <w:rPr>
+          <w:sz w:val="24"/>
+          <w:szCs w:val="24"/>
+        </w:rPr>
+        <w:t>. (apresentar print do comando e resultado)</w:t>
       </w:r>
     </w:p>
     <w:p>
@@ -331,7 +688,39 @@
           <w:sz w:val="24"/>
           <w:szCs w:val="24"/>
         </w:rPr>
-        <w:t>10 - Crie a classe Produto.php dentro de src/, representando os produtos fabricados pela indústria. (apresentar print da criação do arquivo)</w:t>
+        <w:t xml:space="preserve">10 - Crie a classe </w:t>
+      </w:r>
+      <w:proofErr w:type="spellStart"/>
+      <w:r>
+        <w:rPr>
+          <w:sz w:val="24"/>
+          <w:szCs w:val="24"/>
+        </w:rPr>
+        <w:t>Produto.php</w:t>
+      </w:r>
+      <w:proofErr w:type="spellEnd"/>
+      <w:r>
+        <w:rPr>
+          <w:sz w:val="24"/>
+          <w:szCs w:val="24"/>
+        </w:rPr>
+        <w:t xml:space="preserve"> dentro de </w:t>
+      </w:r>
+      <w:proofErr w:type="spellStart"/>
+      <w:r>
+        <w:rPr>
+          <w:sz w:val="24"/>
+          <w:szCs w:val="24"/>
+        </w:rPr>
+        <w:t>src</w:t>
+      </w:r>
+      <w:proofErr w:type="spellEnd"/>
+      <w:r>
+        <w:rPr>
+          <w:sz w:val="24"/>
+          <w:szCs w:val="24"/>
+        </w:rPr>
+        <w:t>/, representando os produtos fabricados pela indústria. (apresentar print da criação do arquivo)</w:t>
       </w:r>
     </w:p>
     <w:p>
@@ -363,7 +752,39 @@
           <w:sz w:val="24"/>
           <w:szCs w:val="24"/>
         </w:rPr>
-        <w:t>12 - Adicione o arquivo Produto.php à Staging Area. (apresentar print do comando e resultado)</w:t>
+        <w:t xml:space="preserve">12 - Adicione o arquivo </w:t>
+      </w:r>
+      <w:proofErr w:type="spellStart"/>
+      <w:r>
+        <w:rPr>
+          <w:sz w:val="24"/>
+          <w:szCs w:val="24"/>
+        </w:rPr>
+        <w:t>Produto.php</w:t>
+      </w:r>
+      <w:proofErr w:type="spellEnd"/>
+      <w:r>
+        <w:rPr>
+          <w:sz w:val="24"/>
+          <w:szCs w:val="24"/>
+        </w:rPr>
+        <w:t xml:space="preserve"> à </w:t>
+      </w:r>
+      <w:proofErr w:type="spellStart"/>
+      <w:r>
+        <w:rPr>
+          <w:sz w:val="24"/>
+          <w:szCs w:val="24"/>
+        </w:rPr>
+        <w:t>Staging</w:t>
+      </w:r>
+      <w:proofErr w:type="spellEnd"/>
+      <w:r>
+        <w:rPr>
+          <w:sz w:val="24"/>
+          <w:szCs w:val="24"/>
+        </w:rPr>
+        <w:t xml:space="preserve"> Area. (apresentar print do comando e resultado)</w:t>
       </w:r>
     </w:p>
     <w:p>
@@ -379,7 +800,23 @@
           <w:sz w:val="24"/>
           <w:szCs w:val="24"/>
         </w:rPr>
-        <w:t>13 - Realize um commit registrando a inclusão da classe Produto. (apresentar print do comando e resultado)</w:t>
+        <w:t xml:space="preserve">13 - Realize um </w:t>
+      </w:r>
+      <w:proofErr w:type="spellStart"/>
+      <w:r>
+        <w:rPr>
+          <w:sz w:val="24"/>
+          <w:szCs w:val="24"/>
+        </w:rPr>
+        <w:t>commit</w:t>
+      </w:r>
+      <w:proofErr w:type="spellEnd"/>
+      <w:r>
+        <w:rPr>
+          <w:sz w:val="24"/>
+          <w:szCs w:val="24"/>
+        </w:rPr>
+        <w:t xml:space="preserve"> registrando a inclusão da classe Produto. (apresentar print do comando e resultado)</w:t>
       </w:r>
     </w:p>
     <w:p>
@@ -395,7 +832,87 @@
           <w:sz w:val="24"/>
           <w:szCs w:val="24"/>
         </w:rPr>
-        <w:t>14 - Envie o commit para o repositório remoto com git push origin main. (apresentar print do comando e resultado)</w:t>
+        <w:t xml:space="preserve">14 - Envie o </w:t>
+      </w:r>
+      <w:proofErr w:type="spellStart"/>
+      <w:r>
+        <w:rPr>
+          <w:sz w:val="24"/>
+          <w:szCs w:val="24"/>
+        </w:rPr>
+        <w:t>commit</w:t>
+      </w:r>
+      <w:proofErr w:type="spellEnd"/>
+      <w:r>
+        <w:rPr>
+          <w:sz w:val="24"/>
+          <w:szCs w:val="24"/>
+        </w:rPr>
+        <w:t xml:space="preserve"> para o repositório remoto com </w:t>
+      </w:r>
+      <w:proofErr w:type="spellStart"/>
+      <w:r>
+        <w:rPr>
+          <w:sz w:val="24"/>
+          <w:szCs w:val="24"/>
+        </w:rPr>
+        <w:t>git</w:t>
+      </w:r>
+      <w:proofErr w:type="spellEnd"/>
+      <w:r>
+        <w:rPr>
+          <w:sz w:val="24"/>
+          <w:szCs w:val="24"/>
+        </w:rPr>
+        <w:t xml:space="preserve"> </w:t>
+      </w:r>
+      <w:proofErr w:type="spellStart"/>
+      <w:r>
+        <w:rPr>
+          <w:sz w:val="24"/>
+          <w:szCs w:val="24"/>
+        </w:rPr>
+        <w:t>push</w:t>
+      </w:r>
+      <w:proofErr w:type="spellEnd"/>
+      <w:r>
+        <w:rPr>
+          <w:sz w:val="24"/>
+          <w:szCs w:val="24"/>
+        </w:rPr>
+        <w:t xml:space="preserve"> </w:t>
+      </w:r>
+      <w:proofErr w:type="spellStart"/>
+      <w:r>
+        <w:rPr>
+          <w:sz w:val="24"/>
+          <w:szCs w:val="24"/>
+        </w:rPr>
+        <w:t>origin</w:t>
+      </w:r>
+      <w:proofErr w:type="spellEnd"/>
+      <w:r>
+        <w:rPr>
+          <w:sz w:val="24"/>
+          <w:szCs w:val="24"/>
+        </w:rPr>
+        <w:t xml:space="preserve"> </w:t>
+      </w:r>
+      <w:proofErr w:type="spellStart"/>
+      <w:r>
+        <w:rPr>
+          <w:sz w:val="24"/>
+          <w:szCs w:val="24"/>
+        </w:rPr>
+        <w:t>main</w:t>
+      </w:r>
+      <w:proofErr w:type="spellEnd"/>
+      <w:r>
+        <w:rPr>
+          <w:sz w:val="24"/>
+          <w:szCs w:val="24"/>
+        </w:rPr>
+        <w:t>. (apresentar print do comando e resultado)</w:t>
       </w:r>
     </w:p>
     <w:p>
@@ -411,7 +928,23 @@
           <w:sz w:val="24"/>
           <w:szCs w:val="24"/>
         </w:rPr>
-        <w:t>15 - Altere a classe Funcionario.php adicionando um atributo como salário ou cargo.</w:t>
+        <w:t xml:space="preserve">15 - Altere a classe </w:t>
+      </w:r>
+      <w:proofErr w:type="spellStart"/>
+      <w:r>
+        <w:rPr>
+          <w:sz w:val="24"/>
+          <w:szCs w:val="24"/>
+        </w:rPr>
+        <w:t>Funcionario.php</w:t>
+      </w:r>
+      <w:proofErr w:type="spellEnd"/>
+      <w:r>
+        <w:rPr>
+          <w:sz w:val="24"/>
+          <w:szCs w:val="24"/>
+        </w:rPr>
+        <w:t xml:space="preserve"> adicionando um atributo como salário ou cargo.</w:t>
       </w:r>
     </w:p>
     <w:p>
@@ -444,7 +977,39 @@
           <w:sz w:val="24"/>
           <w:szCs w:val="24"/>
         </w:rPr>
-        <w:t>17 - Adicione a alteração da classe Funcionario.php à Staging Area. (apresentar print do comando e resultado)</w:t>
+        <w:t xml:space="preserve">17 - Adicione a alteração da classe </w:t>
+      </w:r>
+      <w:proofErr w:type="spellStart"/>
+      <w:r>
+        <w:rPr>
+          <w:sz w:val="24"/>
+          <w:szCs w:val="24"/>
+        </w:rPr>
+        <w:t>Funcionario.php</w:t>
+      </w:r>
+      <w:proofErr w:type="spellEnd"/>
+      <w:r>
+        <w:rPr>
+          <w:sz w:val="24"/>
+          <w:szCs w:val="24"/>
+        </w:rPr>
+        <w:t xml:space="preserve"> à </w:t>
+      </w:r>
+      <w:proofErr w:type="spellStart"/>
+      <w:r>
+        <w:rPr>
+          <w:sz w:val="24"/>
+          <w:szCs w:val="24"/>
+        </w:rPr>
+        <w:t>Staging</w:t>
+      </w:r>
+      <w:proofErr w:type="spellEnd"/>
+      <w:r>
+        <w:rPr>
+          <w:sz w:val="24"/>
+          <w:szCs w:val="24"/>
+        </w:rPr>
+        <w:t xml:space="preserve"> Area. (apresentar print do comando e resultado)</w:t>
       </w:r>
     </w:p>
     <w:p>
@@ -460,7 +1025,39 @@
           <w:sz w:val="24"/>
           <w:szCs w:val="24"/>
         </w:rPr>
-        <w:t>18 - Realize um commit registrando a alteração da classe Funcionario. (apresentar print do comando e resultado)</w:t>
+        <w:t xml:space="preserve">18 - Realize um </w:t>
+      </w:r>
+      <w:proofErr w:type="spellStart"/>
+      <w:r>
+        <w:rPr>
+          <w:sz w:val="24"/>
+          <w:szCs w:val="24"/>
+        </w:rPr>
+        <w:t>commit</w:t>
+      </w:r>
+      <w:proofErr w:type="spellEnd"/>
+      <w:r>
+        <w:rPr>
+          <w:sz w:val="24"/>
+          <w:szCs w:val="24"/>
+        </w:rPr>
+        <w:t xml:space="preserve"> registrando a alteração da classe </w:t>
+      </w:r>
+      <w:proofErr w:type="spellStart"/>
+      <w:r>
+        <w:rPr>
+          <w:sz w:val="24"/>
+          <w:szCs w:val="24"/>
+        </w:rPr>
+        <w:t>Funcionario</w:t>
+      </w:r>
+      <w:proofErr w:type="spellEnd"/>
+      <w:r>
+        <w:rPr>
+          <w:sz w:val="24"/>
+          <w:szCs w:val="24"/>
+        </w:rPr>
+        <w:t>. (apresentar print do comando e resultado)</w:t>
       </w:r>
     </w:p>
     <w:p>
@@ -476,7 +1073,87 @@
           <w:sz w:val="24"/>
           <w:szCs w:val="24"/>
         </w:rPr>
-        <w:t>19 - Envie o commit para o repositório remoto com git push origin main. (apresentar print do comando e resultado)</w:t>
+        <w:t xml:space="preserve">19 - Envie o </w:t>
+      </w:r>
+      <w:proofErr w:type="spellStart"/>
+      <w:r>
+        <w:rPr>
+          <w:sz w:val="24"/>
+          <w:szCs w:val="24"/>
+        </w:rPr>
+        <w:t>commit</w:t>
+      </w:r>
+      <w:proofErr w:type="spellEnd"/>
+      <w:r>
+        <w:rPr>
+          <w:sz w:val="24"/>
+          <w:szCs w:val="24"/>
+        </w:rPr>
+        <w:t xml:space="preserve"> para o repositório remoto com </w:t>
+      </w:r>
+      <w:proofErr w:type="spellStart"/>
+      <w:r>
+        <w:rPr>
+          <w:sz w:val="24"/>
+          <w:szCs w:val="24"/>
+        </w:rPr>
+        <w:t>git</w:t>
+      </w:r>
+      <w:proofErr w:type="spellEnd"/>
+      <w:r>
+        <w:rPr>
+          <w:sz w:val="24"/>
+          <w:szCs w:val="24"/>
+        </w:rPr>
+        <w:t xml:space="preserve"> </w:t>
+      </w:r>
+      <w:proofErr w:type="spellStart"/>
+      <w:r>
+        <w:rPr>
+          <w:sz w:val="24"/>
+          <w:szCs w:val="24"/>
+        </w:rPr>
+        <w:t>push</w:t>
+      </w:r>
+      <w:proofErr w:type="spellEnd"/>
+      <w:r>
+        <w:rPr>
+          <w:sz w:val="24"/>
+          <w:szCs w:val="24"/>
+        </w:rPr>
+        <w:t xml:space="preserve"> </w:t>
+      </w:r>
+      <w:proofErr w:type="spellStart"/>
+      <w:r>
+        <w:rPr>
+          <w:sz w:val="24"/>
+          <w:szCs w:val="24"/>
+        </w:rPr>
+        <w:t>origin</w:t>
+      </w:r>
+      <w:proofErr w:type="spellEnd"/>
+      <w:r>
+        <w:rPr>
+          <w:sz w:val="24"/>
+          <w:szCs w:val="24"/>
+        </w:rPr>
+        <w:t xml:space="preserve"> </w:t>
+      </w:r>
+      <w:proofErr w:type="spellStart"/>
+      <w:r>
+        <w:rPr>
+          <w:sz w:val="24"/>
+          <w:szCs w:val="24"/>
+        </w:rPr>
+        <w:t>main</w:t>
+      </w:r>
+      <w:proofErr w:type="spellEnd"/>
+      <w:r>
+        <w:rPr>
+          <w:sz w:val="24"/>
+          <w:szCs w:val="24"/>
+        </w:rPr>
+        <w:t>. (apresentar print do comando e resultado)</w:t>
       </w:r>
     </w:p>
     <w:p>
@@ -492,7 +1169,23 @@
           <w:sz w:val="24"/>
           <w:szCs w:val="24"/>
         </w:rPr>
-        <w:t>20 - Crie a classe OrdemProducao.php, representando ordens de produção da indústria.</w:t>
+        <w:t xml:space="preserve">20 - Crie a classe </w:t>
+      </w:r>
+      <w:proofErr w:type="spellStart"/>
+      <w:r>
+        <w:rPr>
+          <w:sz w:val="24"/>
+          <w:szCs w:val="24"/>
+        </w:rPr>
+        <w:t>OrdemProducao.php</w:t>
+      </w:r>
+      <w:proofErr w:type="spellEnd"/>
+      <w:r>
+        <w:rPr>
+          <w:sz w:val="24"/>
+          <w:szCs w:val="24"/>
+        </w:rPr>
+        <w:t>, representando ordens de produção da indústria.</w:t>
       </w:r>
     </w:p>
     <w:p>
@@ -524,7 +1217,39 @@
           <w:sz w:val="24"/>
           <w:szCs w:val="24"/>
         </w:rPr>
-        <w:t>22 - Adicione a classe OrdemProducao.php à Staging Area. (apresentar print do comando e resultado)</w:t>
+        <w:t xml:space="preserve">22 - Adicione a classe </w:t>
+      </w:r>
+      <w:proofErr w:type="spellStart"/>
+      <w:r>
+        <w:rPr>
+          <w:sz w:val="24"/>
+          <w:szCs w:val="24"/>
+        </w:rPr>
+        <w:t>OrdemProducao.php</w:t>
+      </w:r>
+      <w:proofErr w:type="spellEnd"/>
+      <w:r>
+        <w:rPr>
+          <w:sz w:val="24"/>
+          <w:szCs w:val="24"/>
+        </w:rPr>
+        <w:t xml:space="preserve"> à </w:t>
+      </w:r>
+      <w:proofErr w:type="spellStart"/>
+      <w:r>
+        <w:rPr>
+          <w:sz w:val="24"/>
+          <w:szCs w:val="24"/>
+        </w:rPr>
+        <w:t>Staging</w:t>
+      </w:r>
+      <w:proofErr w:type="spellEnd"/>
+      <w:r>
+        <w:rPr>
+          <w:sz w:val="24"/>
+          <w:szCs w:val="24"/>
+        </w:rPr>
+        <w:t xml:space="preserve"> Area. (apresentar print do comando e resultado)</w:t>
       </w:r>
     </w:p>
     <w:p>
@@ -540,7 +1265,39 @@
           <w:sz w:val="24"/>
           <w:szCs w:val="24"/>
         </w:rPr>
-        <w:t>23 - Realize um commit registrando a inclusão da classe OrdemProducao. (apresentar print do comando e resultado)</w:t>
+        <w:t xml:space="preserve">23 - Realize um </w:t>
+      </w:r>
+      <w:proofErr w:type="spellStart"/>
+      <w:r>
+        <w:rPr>
+          <w:sz w:val="24"/>
+          <w:szCs w:val="24"/>
+        </w:rPr>
+        <w:t>commit</w:t>
+      </w:r>
+      <w:proofErr w:type="spellEnd"/>
+      <w:r>
+        <w:rPr>
+          <w:sz w:val="24"/>
+          <w:szCs w:val="24"/>
+        </w:rPr>
+        <w:t xml:space="preserve"> registrando a inclusão da classe </w:t>
+      </w:r>
+      <w:proofErr w:type="spellStart"/>
+      <w:r>
+        <w:rPr>
+          <w:sz w:val="24"/>
+          <w:szCs w:val="24"/>
+        </w:rPr>
+        <w:t>OrdemProducao</w:t>
+      </w:r>
+      <w:proofErr w:type="spellEnd"/>
+      <w:r>
+        <w:rPr>
+          <w:sz w:val="24"/>
+          <w:szCs w:val="24"/>
+        </w:rPr>
+        <w:t>. (apresentar print do comando e resultado)</w:t>
       </w:r>
     </w:p>
     <w:p>
@@ -556,7 +1313,87 @@
           <w:sz w:val="24"/>
           <w:szCs w:val="24"/>
         </w:rPr>
-        <w:t>24 - Envie o commit para o repositório remoto com git push origin main. (apresentar print do comando e resultado)</w:t>
+        <w:t xml:space="preserve">24 - Envie o </w:t>
+      </w:r>
+      <w:proofErr w:type="spellStart"/>
+      <w:r>
+        <w:rPr>
+          <w:sz w:val="24"/>
+          <w:szCs w:val="24"/>
+        </w:rPr>
+        <w:t>commit</w:t>
+      </w:r>
+      <w:proofErr w:type="spellEnd"/>
+      <w:r>
+        <w:rPr>
+          <w:sz w:val="24"/>
+          <w:szCs w:val="24"/>
+        </w:rPr>
+        <w:t xml:space="preserve"> para o repositório remoto com </w:t>
+      </w:r>
+      <w:proofErr w:type="spellStart"/>
+      <w:r>
+        <w:rPr>
+          <w:sz w:val="24"/>
+          <w:szCs w:val="24"/>
+        </w:rPr>
+        <w:t>git</w:t>
+      </w:r>
+      <w:proofErr w:type="spellEnd"/>
+      <w:r>
+        <w:rPr>
+          <w:sz w:val="24"/>
+          <w:szCs w:val="24"/>
+        </w:rPr>
+        <w:t xml:space="preserve"> </w:t>
+      </w:r>
+      <w:proofErr w:type="spellStart"/>
+      <w:r>
+        <w:rPr>
+          <w:sz w:val="24"/>
+          <w:szCs w:val="24"/>
+        </w:rPr>
+        <w:t>push</w:t>
+      </w:r>
+      <w:proofErr w:type="spellEnd"/>
+      <w:r>
+        <w:rPr>
+          <w:sz w:val="24"/>
+          <w:szCs w:val="24"/>
+        </w:rPr>
+        <w:t xml:space="preserve"> </w:t>
+      </w:r>
+      <w:proofErr w:type="spellStart"/>
+      <w:r>
+        <w:rPr>
+          <w:sz w:val="24"/>
+          <w:szCs w:val="24"/>
+        </w:rPr>
+        <w:t>origin</w:t>
+      </w:r>
+      <w:proofErr w:type="spellEnd"/>
+      <w:r>
+        <w:rPr>
+          <w:sz w:val="24"/>
+          <w:szCs w:val="24"/>
+        </w:rPr>
+        <w:t xml:space="preserve"> </w:t>
+      </w:r>
+      <w:proofErr w:type="spellStart"/>
+      <w:r>
+        <w:rPr>
+          <w:sz w:val="24"/>
+          <w:szCs w:val="24"/>
+        </w:rPr>
+        <w:t>main</w:t>
+      </w:r>
+      <w:proofErr w:type="spellEnd"/>
+      <w:r>
+        <w:rPr>
+          <w:sz w:val="24"/>
+          <w:szCs w:val="24"/>
+        </w:rPr>
+        <w:t>. (apresentar print do comando e resultado)</w:t>
       </w:r>
     </w:p>
     <w:p>
@@ -572,7 +1409,39 @@
           <w:sz w:val="24"/>
           <w:szCs w:val="24"/>
         </w:rPr>
-        <w:t>25 - Altere as classes Funcionario.php e Produto.php, adicionando novos atributos ou métodos.</w:t>
+        <w:t xml:space="preserve">25 - Altere as classes </w:t>
+      </w:r>
+      <w:proofErr w:type="spellStart"/>
+      <w:r>
+        <w:rPr>
+          <w:sz w:val="24"/>
+          <w:szCs w:val="24"/>
+        </w:rPr>
+        <w:t>Funcionario.php</w:t>
+      </w:r>
+      <w:proofErr w:type="spellEnd"/>
+      <w:r>
+        <w:rPr>
+          <w:sz w:val="24"/>
+          <w:szCs w:val="24"/>
+        </w:rPr>
+        <w:t xml:space="preserve"> e </w:t>
+      </w:r>
+      <w:proofErr w:type="spellStart"/>
+      <w:r>
+        <w:rPr>
+          <w:sz w:val="24"/>
+          <w:szCs w:val="24"/>
+        </w:rPr>
+        <w:t>Produto.php</w:t>
+      </w:r>
+      <w:proofErr w:type="spellEnd"/>
+      <w:r>
+        <w:rPr>
+          <w:sz w:val="24"/>
+          <w:szCs w:val="24"/>
+        </w:rPr>
+        <w:t>, adicionando novos atributos ou métodos.</w:t>
       </w:r>
     </w:p>
     <w:p>
@@ -604,7 +1473,48 @@
           <w:sz w:val="24"/>
           <w:szCs w:val="24"/>
         </w:rPr>
-        <w:t>27 - Adicione todas as alterações utilizando git add . (apresentar print do comando e resultado)</w:t>
+        <w:t xml:space="preserve">27 - Adicione todas as alterações utilizando </w:t>
+      </w:r>
+      <w:proofErr w:type="spellStart"/>
+      <w:r>
+        <w:rPr>
+          <w:sz w:val="24"/>
+          <w:szCs w:val="24"/>
+        </w:rPr>
+        <w:t>git</w:t>
+      </w:r>
+      <w:proofErr w:type="spellEnd"/>
+      <w:r>
+        <w:rPr>
+          <w:sz w:val="24"/>
+          <w:szCs w:val="24"/>
+        </w:rPr>
+        <w:t xml:space="preserve"> </w:t>
+      </w:r>
+      <w:proofErr w:type="spellStart"/>
+      <w:proofErr w:type="gramStart"/>
+      <w:r>
+        <w:rPr>
+          <w:sz w:val="24"/>
+          <w:szCs w:val="24"/>
+        </w:rPr>
+        <w:t>add</w:t>
+      </w:r>
+      <w:proofErr w:type="spellEnd"/>
+      <w:r>
+        <w:rPr>
+          <w:sz w:val="24"/>
+          <w:szCs w:val="24"/>
+        </w:rPr>
+        <w:t xml:space="preserve"> .</w:t>
+      </w:r>
+      <w:proofErr w:type="gramEnd"/>
+      <w:r>
+        <w:rPr>
+          <w:sz w:val="24"/>
+          <w:szCs w:val="24"/>
+        </w:rPr>
+        <w:t xml:space="preserve"> (apresentar print do comando e resultado)</w:t>
       </w:r>
     </w:p>
     <w:p>
@@ -620,7 +1530,23 @@
           <w:sz w:val="24"/>
           <w:szCs w:val="24"/>
         </w:rPr>
-        <w:t>28 - Realize um commit registrando todas as alterações realizadas no sistema da indústria. (apresentar print do comando e resultado)</w:t>
+        <w:t xml:space="preserve">28 - Realize um </w:t>
+      </w:r>
+      <w:proofErr w:type="spellStart"/>
+      <w:r>
+        <w:rPr>
+          <w:sz w:val="24"/>
+          <w:szCs w:val="24"/>
+        </w:rPr>
+        <w:t>commit</w:t>
+      </w:r>
+      <w:proofErr w:type="spellEnd"/>
+      <w:r>
+        <w:rPr>
+          <w:sz w:val="24"/>
+          <w:szCs w:val="24"/>
+        </w:rPr>
+        <w:t xml:space="preserve"> registrando todas as alterações realizadas no sistema da indústria. (apresentar print do comando e resultado)</w:t>
       </w:r>
     </w:p>
     <w:p>
@@ -636,7 +1562,87 @@
           <w:sz w:val="24"/>
           <w:szCs w:val="24"/>
         </w:rPr>
-        <w:t>29 - Envie o commit final para o repositório remoto com git push origin main. (apresentar print do comando e resultado)</w:t>
+        <w:t xml:space="preserve">29 - Envie o </w:t>
+      </w:r>
+      <w:proofErr w:type="spellStart"/>
+      <w:r>
+        <w:rPr>
+          <w:sz w:val="24"/>
+          <w:szCs w:val="24"/>
+        </w:rPr>
+        <w:t>commit</w:t>
+      </w:r>
+      <w:proofErr w:type="spellEnd"/>
+      <w:r>
+        <w:rPr>
+          <w:sz w:val="24"/>
+          <w:szCs w:val="24"/>
+        </w:rPr>
+        <w:t xml:space="preserve"> final para o repositório remoto com </w:t>
+      </w:r>
+      <w:proofErr w:type="spellStart"/>
+      <w:r>
+        <w:rPr>
+          <w:sz w:val="24"/>
+          <w:szCs w:val="24"/>
+        </w:rPr>
+        <w:t>git</w:t>
+      </w:r>
+      <w:proofErr w:type="spellEnd"/>
+      <w:r>
+        <w:rPr>
+          <w:sz w:val="24"/>
+          <w:szCs w:val="24"/>
+        </w:rPr>
+        <w:t xml:space="preserve"> </w:t>
+      </w:r>
+      <w:proofErr w:type="spellStart"/>
+      <w:r>
+        <w:rPr>
+          <w:sz w:val="24"/>
+          <w:szCs w:val="24"/>
+        </w:rPr>
+        <w:t>push</w:t>
+      </w:r>
+      <w:proofErr w:type="spellEnd"/>
+      <w:r>
+        <w:rPr>
+          <w:sz w:val="24"/>
+          <w:szCs w:val="24"/>
+        </w:rPr>
+        <w:t xml:space="preserve"> </w:t>
+      </w:r>
+      <w:proofErr w:type="spellStart"/>
+      <w:r>
+        <w:rPr>
+          <w:sz w:val="24"/>
+          <w:szCs w:val="24"/>
+        </w:rPr>
+        <w:t>origin</w:t>
+      </w:r>
+      <w:proofErr w:type="spellEnd"/>
+      <w:r>
+        <w:rPr>
+          <w:sz w:val="24"/>
+          <w:szCs w:val="24"/>
+        </w:rPr>
+        <w:t xml:space="preserve"> </w:t>
+      </w:r>
+      <w:proofErr w:type="spellStart"/>
+      <w:r>
+        <w:rPr>
+          <w:sz w:val="24"/>
+          <w:szCs w:val="24"/>
+        </w:rPr>
+        <w:t>main</w:t>
+      </w:r>
+      <w:proofErr w:type="spellEnd"/>
+      <w:r>
+        <w:rPr>
+          <w:sz w:val="24"/>
+          <w:szCs w:val="24"/>
+        </w:rPr>
+        <w:t>. (apresentar print do comando e resultado)</w:t>
       </w:r>
     </w:p>
     <w:p>
@@ -652,7 +1658,71 @@
           <w:sz w:val="24"/>
           <w:szCs w:val="24"/>
         </w:rPr>
-        <w:t>30 - Exiba o histórico de commits utilizando git log e git log --oneline, comparando a evolução do projeto. (apresentar print do comando e resultado)</w:t>
+        <w:t xml:space="preserve">30 - Exiba o histórico de </w:t>
+      </w:r>
+      <w:proofErr w:type="spellStart"/>
+      <w:r>
+        <w:rPr>
+          <w:sz w:val="24"/>
+          <w:szCs w:val="24"/>
+        </w:rPr>
+        <w:t>commits</w:t>
+      </w:r>
+      <w:proofErr w:type="spellEnd"/>
+      <w:r>
+        <w:rPr>
+          <w:sz w:val="24"/>
+          <w:szCs w:val="24"/>
+        </w:rPr>
+        <w:t xml:space="preserve"> utilizando </w:t>
+      </w:r>
+      <w:proofErr w:type="spellStart"/>
+      <w:r>
+        <w:rPr>
+          <w:sz w:val="24"/>
+          <w:szCs w:val="24"/>
+        </w:rPr>
+        <w:t>git</w:t>
+      </w:r>
+      <w:proofErr w:type="spellEnd"/>
+      <w:r>
+        <w:rPr>
+          <w:sz w:val="24"/>
+          <w:szCs w:val="24"/>
+        </w:rPr>
+        <w:t xml:space="preserve"> log e </w:t>
+      </w:r>
+      <w:proofErr w:type="spellStart"/>
+      <w:r>
+        <w:rPr>
+          <w:sz w:val="24"/>
+          <w:szCs w:val="24"/>
+        </w:rPr>
+        <w:t>git</w:t>
+      </w:r>
+      <w:proofErr w:type="spellEnd"/>
+      <w:r>
+        <w:rPr>
+          <w:sz w:val="24"/>
+          <w:szCs w:val="24"/>
+        </w:rPr>
+        <w:t xml:space="preserve"> log --</w:t>
+      </w:r>
+      <w:proofErr w:type="spellStart"/>
+      <w:r>
+        <w:rPr>
+          <w:sz w:val="24"/>
+          <w:szCs w:val="24"/>
+        </w:rPr>
+        <w:t>oneline</w:t>
+      </w:r>
+      <w:proofErr w:type="spellEnd"/>
+      <w:r>
+        <w:rPr>
+          <w:sz w:val="24"/>
+          <w:szCs w:val="24"/>
+        </w:rPr>
+        <w:t>, comparando a evolução do projeto. (apresentar print do comando e resultado)</w:t>
       </w:r>
     </w:p>
     <w:p>
